--- a/projects/武汉东湖智能游艇示范项目/驾控台及智控系统-技术方案-V2-对标升级版.docx
+++ b/projects/武汉东湖智能游艇示范项目/驾控台及智控系统-技术方案-V2-对标升级版.docx
@@ -24220,6 +24220,35 @@
           <w:sz w:val="21"/>
         </w:rPr>
         <w:t>见同目录《智航对标-差异化分析.md》,该文档保留了逐维度对比的完整推理过程,本章仅为结论摘要。</w:t>
+      </w:r>
+    </w:p>
+    <w:p>
+      <w:pPr>
+        <w:spacing w:after="120" w:line="300" w:lineRule="auto"/>
+        <w:jc w:val="both"/>
+      </w:pPr>
+      <w:r>
+        <w:rPr>
+          <w:rFonts w:ascii="宋体" w:hAnsi="宋体" w:eastAsia="宋体"/>
+          <w:sz w:val="21"/>
+        </w:rPr>
+        <w:t xml:space="preserve">7. </w:t>
+      </w:r>
+      <w:r>
+        <w:rPr>
+          <w:rFonts w:ascii="宋体" w:hAnsi="宋体" w:eastAsia="宋体"/>
+          <w:b/>
+          <w:color w:val="1F3864"/>
+          <w:sz w:val="21"/>
+        </w:rPr>
+        <w:t>执行落地</w:t>
+      </w:r>
+      <w:r>
+        <w:rPr>
+          <w:rFonts w:ascii="宋体" w:hAnsi="宋体" w:eastAsia="宋体"/>
+          <w:sz w:val="21"/>
+        </w:rPr>
+        <w:t>见同目录《项目任务清单.md》——本方案全部待定项、失效场景、FAT/HAT/SAT 验收项与可选建议项已展开为 61 条带责任方/前置依赖/关键路径标注的任务(8 阶段 + 贯穿性 PM 任务),按周例会逐条核销即可驱动交付。</w:t>
       </w:r>
     </w:p>
     <w:sectPr>

--- a/projects/武汉东湖智能游艇示范项目/驾控台及智控系统-技术方案-V2-对标升级版.docx
+++ b/projects/武汉东湖智能游艇示范项目/驾控台及智控系统-技术方案-V2-对标升级版.docx
@@ -238,7 +238,7 @@
                 <w:rFonts w:ascii="宋体" w:hAnsi="宋体" w:eastAsia="宋体"/>
                 <w:sz w:val="21"/>
               </w:rPr>
-              <w:t>无疆(武汉)技术有限公司</w:t>
+              <w:t>浦立泽</w:t>
             </w:r>
           </w:p>
         </w:tc>
@@ -328,7 +328,7 @@
                 <w:rFonts w:ascii="宋体" w:hAnsi="宋体" w:eastAsia="宋体"/>
                 <w:sz w:val="21"/>
               </w:rPr>
-              <w:t>①驾控台及智控系统技术协议 V1.0 ②驾控台相关电气配盘和设备接线说明 V1.1 ③无疆外装设备安装示意图 ④驾控台相关接线定义清单(Excel) ⑤《智航·船端智能一体化平台核心产品技术方案》V1.0(对标参照,不属于本项目供货依据)</w:t>
+              <w:t>①驾控台及智控系统技术协议 V1.0 ②驾控台相关电气配盘和设备接线说明 V1.1 ③浦立泽外装设备安装示意图 ④驾控台相关接线定义清单(Excel) ⑤《智航·船端智能一体化平台核心产品技术方案》V1.0(对标参照,不属于本项目供货依据)</w:t>
             </w:r>
           </w:p>
         </w:tc>
@@ -5626,7 +5626,7 @@
           <w:color w:val="595959"/>
           <w:sz w:val="20"/>
         </w:rPr>
-        <w:t>,供无疆详设阶段落地确认。</w:t>
+        <w:t>,供浦立泽详设阶段落地确认。</w:t>
       </w:r>
     </w:p>
     <w:tbl>
@@ -17941,7 +17941,7 @@
                 <w:rFonts w:ascii="宋体" w:hAnsi="宋体" w:eastAsia="宋体"/>
                 <w:sz w:val="19"/>
               </w:rPr>
-              <w:t>按实际船体布局测量确认,超长部分由无疆按需另行提供</w:t>
+              <w:t>按实际船体布局测量确认,超长部分由浦立泽按需另行提供</w:t>
             </w:r>
           </w:p>
         </w:tc>
@@ -19052,7 +19052,7 @@
                 <w:rFonts w:ascii="宋体" w:hAnsi="宋体" w:eastAsia="宋体"/>
                 <w:sz w:val="19"/>
               </w:rPr>
-              <w:t>无疆+设计院</w:t>
+              <w:t>浦立泽+设计院</w:t>
             </w:r>
           </w:p>
         </w:tc>
@@ -19198,7 +19198,7 @@
                 <w:rFonts w:ascii="宋体" w:hAnsi="宋体" w:eastAsia="宋体"/>
                 <w:sz w:val="19"/>
               </w:rPr>
-              <w:t>无疆+船厂</w:t>
+              <w:t>浦立泽+船厂</w:t>
             </w:r>
           </w:p>
         </w:tc>
@@ -19338,7 +19338,7 @@
                 <w:rFonts w:ascii="宋体" w:hAnsi="宋体" w:eastAsia="宋体"/>
                 <w:sz w:val="19"/>
               </w:rPr>
-              <w:t>无疆</w:t>
+              <w:t>浦立泽</w:t>
             </w:r>
           </w:p>
         </w:tc>
@@ -19624,7 +19624,7 @@
                 <w:rFonts w:ascii="宋体" w:hAnsi="宋体" w:eastAsia="宋体"/>
                 <w:sz w:val="19"/>
               </w:rPr>
-              <w:t>无疆+销售</w:t>
+              <w:t>浦立泽+销售</w:t>
             </w:r>
           </w:p>
         </w:tc>

--- a/projects/武汉东湖智能游艇示范项目/驾控台及智控系统-技术方案-V2-对标升级版.docx
+++ b/projects/武汉东湖智能游艇示范项目/驾控台及智控系统-技术方案-V2-对标升级版.docx
@@ -532,6 +532,148 @@
     <w:p>
       <w:r>
         <w:br w:type="page"/>
+      </w:r>
+    </w:p>
+    <w:p>
+      <w:pPr>
+        <w:spacing w:before="80" w:after="160"/>
+        <w:ind w:left="283"/>
+        <w:pBdr>
+          <w:left w:val="single" w:sz="18" w:space="8" w:color="C0A030"/>
+        </w:pBdr>
+      </w:pPr>
+      <w:r>
+        <w:rPr>
+          <w:rFonts w:ascii="宋体" w:hAnsi="宋体" w:eastAsia="宋体"/>
+          <w:b/>
+          <w:i/>
+          <w:color w:val="595959"/>
+          <w:sz w:val="20"/>
+        </w:rPr>
+        <w:t>颜色与标签图例</w:t>
+      </w:r>
+      <w:r>
+        <w:rPr>
+          <w:rFonts w:ascii="宋体" w:hAnsi="宋体" w:eastAsia="宋体"/>
+          <w:i/>
+          <w:color w:val="595959"/>
+          <w:sz w:val="20"/>
+        </w:rPr>
+        <w:t>:</w:t>
+      </w:r>
+      <w:r>
+        <w:rPr>
+          <w:rFonts w:ascii="宋体" w:hAnsi="宋体" w:eastAsia="宋体"/>
+          <w:b/>
+          <w:i/>
+          <w:color w:val="1F4E79"/>
+          <w:sz w:val="20"/>
+        </w:rPr>
+        <w:t>【驾控台】</w:t>
+      </w:r>
+      <w:r>
+        <w:rPr>
+          <w:rFonts w:ascii="宋体" w:hAnsi="宋体" w:eastAsia="宋体"/>
+          <w:i/>
+          <w:color w:val="595959"/>
+          <w:sz w:val="20"/>
+        </w:rPr>
+        <w:t>蓝色=台体及台上人机硬件+显控软件;</w:t>
+      </w:r>
+      <w:r>
+        <w:rPr>
+          <w:rFonts w:ascii="宋体" w:hAnsi="宋体" w:eastAsia="宋体"/>
+          <w:b/>
+          <w:i/>
+          <w:color w:val="1E7B34"/>
+          <w:sz w:val="20"/>
+        </w:rPr>
+        <w:t>【智控】</w:t>
+      </w:r>
+      <w:r>
+        <w:rPr>
+          <w:rFonts w:ascii="宋体" w:hAnsi="宋体" w:eastAsia="宋体"/>
+          <w:i/>
+          <w:color w:val="595959"/>
+          <w:sz w:val="20"/>
+        </w:rPr>
+        <w:t>绿色=采控/传感/网络/执行接口;</w:t>
+      </w:r>
+      <w:r>
+        <w:rPr>
+          <w:rFonts w:ascii="宋体" w:hAnsi="宋体" w:eastAsia="宋体"/>
+          <w:b/>
+          <w:i/>
+          <w:color w:val="6A2FBF"/>
+          <w:sz w:val="20"/>
+        </w:rPr>
+        <w:t>【软件】</w:t>
+      </w:r>
+      <w:r>
+        <w:rPr>
+          <w:rFonts w:ascii="宋体" w:hAnsi="宋体" w:eastAsia="宋体"/>
+          <w:i/>
+          <w:color w:val="595959"/>
+          <w:sz w:val="20"/>
+        </w:rPr>
+        <w:t>紫色=跨两者的控制与显示逻辑;</w:t>
+      </w:r>
+      <w:r>
+        <w:rPr>
+          <w:rFonts w:ascii="宋体" w:hAnsi="宋体" w:eastAsia="宋体"/>
+          <w:b/>
+          <w:i/>
+          <w:color w:val="7F7F7F"/>
+          <w:sz w:val="20"/>
+        </w:rPr>
+        <w:t>【通用】</w:t>
+      </w:r>
+      <w:r>
+        <w:rPr>
+          <w:rFonts w:ascii="宋体" w:hAnsi="宋体" w:eastAsia="宋体"/>
+          <w:i/>
+          <w:color w:val="595959"/>
+          <w:sz w:val="20"/>
+        </w:rPr>
+        <w:t>灰色。表格中</w:t>
+      </w:r>
+      <w:r>
+        <w:rPr>
+          <w:rFonts w:ascii="宋体" w:hAnsi="宋体" w:eastAsia="宋体"/>
+          <w:b/>
+          <w:i/>
+          <w:color w:val="595959"/>
+          <w:sz w:val="20"/>
+        </w:rPr>
+        <w:t>浅橙色底纹行=含待澄清/待确认事项</w:t>
+      </w:r>
+      <w:r>
+        <w:rPr>
+          <w:rFonts w:ascii="宋体" w:hAnsi="宋体" w:eastAsia="宋体"/>
+          <w:i/>
+          <w:color w:val="595959"/>
+          <w:sz w:val="20"/>
+        </w:rPr>
+        <w:t>,需闭环后方可冻结;</w:t>
+      </w:r>
+      <w:r>
+        <w:rPr>
+          <w:rFonts w:ascii="宋体" w:hAnsi="宋体" w:eastAsia="宋体"/>
+          <w:b/>
+          <w:i/>
+          <w:color w:val="595959"/>
+          <w:sz w:val="20"/>
+        </w:rPr>
+        <w:t>浅黄色底纹行=〔可选〕项</w:t>
+      </w:r>
+      <w:r>
+        <w:rPr>
+          <w:rFonts w:ascii="宋体" w:hAnsi="宋体" w:eastAsia="宋体"/>
+          <w:i/>
+          <w:color w:val="595959"/>
+          <w:sz w:val="20"/>
+        </w:rPr>
+        <w:t>,需甲方决策是否实施。</w:t>
       </w:r>
     </w:p>
     <w:p>
@@ -1668,6 +1810,7 @@
               <w:left w:w="80" w:type="dxa"/>
               <w:right w:w="80" w:type="dxa"/>
             </w:tcMar>
+            <w:shd w:val="clear" w:color="auto" w:fill="FDE9D9"/>
           </w:tcPr>
           <w:p>
             <w:pPr>
@@ -1691,6 +1834,7 @@
               <w:left w:w="80" w:type="dxa"/>
               <w:right w:w="80" w:type="dxa"/>
             </w:tcMar>
+            <w:shd w:val="clear" w:color="auto" w:fill="FDE9D9"/>
           </w:tcPr>
           <w:p>
             <w:pPr>
@@ -1714,6 +1858,7 @@
               <w:left w:w="80" w:type="dxa"/>
               <w:right w:w="80" w:type="dxa"/>
             </w:tcMar>
+            <w:shd w:val="clear" w:color="auto" w:fill="FDE9D9"/>
           </w:tcPr>
           <w:p>
             <w:pPr>
@@ -2540,6 +2685,469 @@
                 <w:sz w:val="19"/>
               </w:rPr>
               <w:t>—</w:t>
+            </w:r>
+          </w:p>
+        </w:tc>
+      </w:tr>
+    </w:tbl>
+    <w:p>
+      <w:pPr>
+        <w:spacing w:after="200"/>
+      </w:pPr>
+    </w:p>
+    <w:p>
+      <w:pPr>
+        <w:spacing w:before="200" w:after="120"/>
+        <w:pStyle w:val="Heading2"/>
+        <w:pBdr>
+          <w:left w:val="single" w:sz="18" w:space="8" w:color="8FA9C4"/>
+        </w:pBdr>
+        <w:ind w:left="113"/>
+      </w:pPr>
+      <w:r>
+        <w:rPr>
+          <w:rFonts w:ascii="微软雅黑" w:hAnsi="微软雅黑" w:eastAsia="微软雅黑"/>
+          <w:b/>
+          <w:color w:val="2E5B8A"/>
+          <w:sz w:val="25"/>
+        </w:rPr>
+        <w:t>1.4 驾控台 与 智控系统(含软件)边界划分</w:t>
+      </w:r>
+    </w:p>
+    <w:p>
+      <w:pPr>
+        <w:spacing w:before="80" w:after="160"/>
+        <w:ind w:left="283"/>
+        <w:pBdr>
+          <w:left w:val="single" w:sz="18" w:space="8" w:color="C0A030"/>
+        </w:pBdr>
+      </w:pPr>
+      <w:r>
+        <w:rPr>
+          <w:rFonts w:ascii="宋体" w:hAnsi="宋体" w:eastAsia="宋体"/>
+          <w:i/>
+          <w:color w:val="595959"/>
+          <w:sz w:val="20"/>
+        </w:rPr>
+        <w:t>全文所有设备与任务均按下表三类归属标注:</w:t>
+      </w:r>
+      <w:r>
+        <w:rPr>
+          <w:rFonts w:ascii="宋体" w:hAnsi="宋体" w:eastAsia="宋体"/>
+          <w:b/>
+          <w:i/>
+          <w:color w:val="595959"/>
+          <w:sz w:val="20"/>
+        </w:rPr>
+        <w:t>【驾控台】</w:t>
+      </w:r>
+      <w:r>
+        <w:rPr>
+          <w:rFonts w:ascii="宋体" w:hAnsi="宋体" w:eastAsia="宋体"/>
+          <w:i/>
+          <w:color w:val="595959"/>
+          <w:sz w:val="20"/>
+        </w:rPr>
+        <w:t>(台体及台上人机硬件+显控软件)、</w:t>
+      </w:r>
+      <w:r>
+        <w:rPr>
+          <w:rFonts w:ascii="宋体" w:hAnsi="宋体" w:eastAsia="宋体"/>
+          <w:b/>
+          <w:i/>
+          <w:color w:val="595959"/>
+          <w:sz w:val="20"/>
+        </w:rPr>
+        <w:t>【智控】</w:t>
+      </w:r>
+      <w:r>
+        <w:rPr>
+          <w:rFonts w:ascii="宋体" w:hAnsi="宋体" w:eastAsia="宋体"/>
+          <w:i/>
+          <w:color w:val="595959"/>
+          <w:sz w:val="20"/>
+        </w:rPr>
+        <w:t>(采控/传感/网络/执行接口)、</w:t>
+      </w:r>
+      <w:r>
+        <w:rPr>
+          <w:rFonts w:ascii="宋体" w:hAnsi="宋体" w:eastAsia="宋体"/>
+          <w:b/>
+          <w:i/>
+          <w:color w:val="595959"/>
+          <w:sz w:val="20"/>
+        </w:rPr>
+        <w:t>【软件】</w:t>
+      </w:r>
+      <w:r>
+        <w:rPr>
+          <w:rFonts w:ascii="宋体" w:hAnsi="宋体" w:eastAsia="宋体"/>
+          <w:i/>
+          <w:color w:val="595959"/>
+          <w:sz w:val="20"/>
+        </w:rPr>
+        <w:t>(跨两者的控制与显示逻辑)。注:技术协议 §1.2 把综合显控屏列在"智控系统"类别下,但其物理安装与人机职能在驾控台,本表按"驾控台(含软件)"口径归入驾控台,两种口径差异仅此一处,特此标明避免歧义。</w:t>
+      </w:r>
+    </w:p>
+    <w:tbl>
+      <w:tblPr>
+        <w:tblW w:type="auto" w:w="0"/>
+        <w:jc w:val="center"/>
+        <w:tblLook w:firstColumn="1" w:firstRow="1" w:lastColumn="0" w:lastRow="0" w:noHBand="0" w:noVBand="1" w:val="04A0"/>
+        <w:tblBorders>
+          <w:top w:val="single" w:sz="4" w:space="0" w:color="9DB2C6"/>
+          <w:left w:val="single" w:sz="4" w:space="0" w:color="9DB2C6"/>
+          <w:bottom w:val="single" w:sz="4" w:space="0" w:color="9DB2C6"/>
+          <w:right w:val="single" w:sz="4" w:space="0" w:color="9DB2C6"/>
+          <w:insideH w:val="single" w:sz="4" w:space="0" w:color="9DB2C6"/>
+          <w:insideV w:val="single" w:sz="4" w:space="0" w:color="9DB2C6"/>
+        </w:tblBorders>
+      </w:tblPr>
+      <w:tblGrid>
+        <w:gridCol w:w="3137"/>
+        <w:gridCol w:w="3137"/>
+        <w:gridCol w:w="3137"/>
+      </w:tblGrid>
+      <w:tr>
+        <w:tc>
+          <w:tcPr>
+            <w:tcW w:type="dxa" w:w="3137"/>
+            <w:tcMar>
+              <w:top w:w="40" w:type="dxa"/>
+              <w:bottom w:w="40" w:type="dxa"/>
+              <w:left w:w="80" w:type="dxa"/>
+              <w:right w:w="80" w:type="dxa"/>
+            </w:tcMar>
+            <w:shd w:val="clear" w:color="auto" w:fill="1F3864"/>
+          </w:tcPr>
+          <w:p>
+            <w:pPr>
+              <w:jc w:val="center"/>
+            </w:pPr>
+            <w:r>
+              <w:rPr>
+                <w:rFonts w:ascii="微软雅黑" w:hAnsi="微软雅黑" w:eastAsia="微软雅黑"/>
+                <w:b/>
+                <w:color w:val="FFFFFF"/>
+                <w:sz w:val="19"/>
+              </w:rPr>
+              <w:t>归属</w:t>
+            </w:r>
+          </w:p>
+        </w:tc>
+        <w:tc>
+          <w:tcPr>
+            <w:tcW w:type="dxa" w:w="3137"/>
+            <w:tcMar>
+              <w:top w:w="40" w:type="dxa"/>
+              <w:bottom w:w="40" w:type="dxa"/>
+              <w:left w:w="80" w:type="dxa"/>
+              <w:right w:w="80" w:type="dxa"/>
+            </w:tcMar>
+            <w:shd w:val="clear" w:color="auto" w:fill="1F3864"/>
+          </w:tcPr>
+          <w:p>
+            <w:pPr>
+              <w:jc w:val="center"/>
+            </w:pPr>
+            <w:r>
+              <w:rPr>
+                <w:rFonts w:ascii="微软雅黑" w:hAnsi="微软雅黑" w:eastAsia="微软雅黑"/>
+                <w:b/>
+                <w:color w:val="FFFFFF"/>
+                <w:sz w:val="19"/>
+              </w:rPr>
+              <w:t>硬件</w:t>
+            </w:r>
+          </w:p>
+        </w:tc>
+        <w:tc>
+          <w:tcPr>
+            <w:tcW w:type="dxa" w:w="3137"/>
+            <w:tcMar>
+              <w:top w:w="40" w:type="dxa"/>
+              <w:bottom w:w="40" w:type="dxa"/>
+              <w:left w:w="80" w:type="dxa"/>
+              <w:right w:w="80" w:type="dxa"/>
+            </w:tcMar>
+            <w:shd w:val="clear" w:color="auto" w:fill="1F3864"/>
+          </w:tcPr>
+          <w:p>
+            <w:pPr>
+              <w:jc w:val="center"/>
+            </w:pPr>
+            <w:r>
+              <w:rPr>
+                <w:rFonts w:ascii="微软雅黑" w:hAnsi="微软雅黑" w:eastAsia="微软雅黑"/>
+                <w:b/>
+                <w:color w:val="FFFFFF"/>
+                <w:sz w:val="19"/>
+              </w:rPr>
+              <w:t>软件</w:t>
+            </w:r>
+          </w:p>
+        </w:tc>
+      </w:tr>
+      <w:tr>
+        <w:tc>
+          <w:tcPr>
+            <w:tcW w:type="dxa" w:w="3137"/>
+            <w:tcMar>
+              <w:top w:w="40" w:type="dxa"/>
+              <w:bottom w:w="40" w:type="dxa"/>
+              <w:left w:w="80" w:type="dxa"/>
+              <w:right w:w="80" w:type="dxa"/>
+            </w:tcMar>
+            <w:shd w:val="clear" w:color="auto" w:fill="FFF2CC"/>
+          </w:tcPr>
+          <w:p>
+            <w:pPr>
+              <w:jc w:val="left"/>
+            </w:pPr>
+            <w:r>
+              <w:rPr>
+                <w:rFonts w:ascii="宋体" w:hAnsi="宋体" w:eastAsia="宋体"/>
+                <w:b/>
+                <w:color w:val="1F4E79"/>
+                <w:sz w:val="19"/>
+              </w:rPr>
+              <w:t>【驾控台】</w:t>
+            </w:r>
+            <w:r>
+              <w:rPr>
+                <w:rFonts w:ascii="宋体" w:hAnsi="宋体" w:eastAsia="宋体"/>
+                <w:sz w:val="19"/>
+              </w:rPr>
+              <w:t>(含软件)</w:t>
+            </w:r>
+          </w:p>
+        </w:tc>
+        <w:tc>
+          <w:tcPr>
+            <w:tcW w:type="dxa" w:w="3137"/>
+            <w:tcMar>
+              <w:top w:w="40" w:type="dxa"/>
+              <w:bottom w:w="40" w:type="dxa"/>
+              <w:left w:w="80" w:type="dxa"/>
+              <w:right w:w="80" w:type="dxa"/>
+            </w:tcMar>
+            <w:shd w:val="clear" w:color="auto" w:fill="FFF2CC"/>
+          </w:tcPr>
+          <w:p>
+            <w:pPr>
+              <w:jc w:val="left"/>
+            </w:pPr>
+            <w:r>
+              <w:rPr>
+                <w:rFonts w:ascii="宋体" w:hAnsi="宋体" w:eastAsia="宋体"/>
+                <w:sz w:val="19"/>
+              </w:rPr>
+              <w:t>台体(碳纤维,IP44)、控制接线板/按键面板、一键急停旋钮、推进手柄、电子方向机、供电模块(开关电源/DCDC隔离/二极管/应急电源)、端子排、15.6寸综合显控屏×4(主/副台各2)</w:t>
+            </w:r>
+          </w:p>
+        </w:tc>
+        <w:tc>
+          <w:tcPr>
+            <w:tcW w:type="dxa" w:w="3137"/>
+            <w:tcMar>
+              <w:top w:w="40" w:type="dxa"/>
+              <w:bottom w:w="40" w:type="dxa"/>
+              <w:left w:w="80" w:type="dxa"/>
+              <w:right w:w="80" w:type="dxa"/>
+            </w:tcMar>
+            <w:shd w:val="clear" w:color="auto" w:fill="FFF2CC"/>
+          </w:tcPr>
+          <w:p>
+            <w:pPr>
+              <w:jc w:val="left"/>
+            </w:pPr>
+            <w:r>
+              <w:rPr>
+                <w:rFonts w:ascii="宋体" w:hAnsi="宋体" w:eastAsia="宋体"/>
+                <w:sz w:val="19"/>
+              </w:rPr>
+              <w:t>显控软件:双屏页面、状态/报警上屏、权限切换 UI、</w:t>
+            </w:r>
+            <w:r>
+              <w:rPr>
+                <w:rFonts w:ascii="宋体" w:hAnsi="宋体" w:eastAsia="宋体"/>
+                <w:b/>
+                <w:color w:val="9C6F00"/>
+                <w:sz w:val="19"/>
+              </w:rPr>
+              <w:t>〔可选〕</w:t>
+            </w:r>
+            <w:r>
+              <w:rPr>
+                <w:rFonts w:ascii="宋体" w:hAnsi="宋体" w:eastAsia="宋体"/>
+                <w:sz w:val="19"/>
+              </w:rPr>
+              <w:t>告警分级与健康评分展示</w:t>
+            </w:r>
+          </w:p>
+        </w:tc>
+      </w:tr>
+      <w:tr>
+        <w:tc>
+          <w:tcPr>
+            <w:tcW w:type="dxa" w:w="3137"/>
+            <w:tcMar>
+              <w:top w:w="40" w:type="dxa"/>
+              <w:bottom w:w="40" w:type="dxa"/>
+              <w:left w:w="80" w:type="dxa"/>
+              <w:right w:w="80" w:type="dxa"/>
+            </w:tcMar>
+            <w:shd w:val="clear" w:color="auto" w:fill="FFF2CC"/>
+          </w:tcPr>
+          <w:p>
+            <w:pPr>
+              <w:jc w:val="left"/>
+            </w:pPr>
+            <w:r>
+              <w:rPr>
+                <w:rFonts w:ascii="宋体" w:hAnsi="宋体" w:eastAsia="宋体"/>
+                <w:b/>
+                <w:color w:val="1E7B34"/>
+                <w:sz w:val="19"/>
+              </w:rPr>
+              <w:t>【智控】</w:t>
+            </w:r>
+          </w:p>
+        </w:tc>
+        <w:tc>
+          <w:tcPr>
+            <w:tcW w:type="dxa" w:w="3137"/>
+            <w:tcMar>
+              <w:top w:w="40" w:type="dxa"/>
+              <w:bottom w:w="40" w:type="dxa"/>
+              <w:left w:w="80" w:type="dxa"/>
+              <w:right w:w="80" w:type="dxa"/>
+            </w:tcMar>
+            <w:shd w:val="clear" w:color="auto" w:fill="FFF2CC"/>
+          </w:tcPr>
+          <w:p>
+            <w:pPr>
+              <w:jc w:val="left"/>
+            </w:pPr>
+            <w:r>
+              <w:rPr>
+                <w:rFonts w:ascii="宋体" w:hAnsi="宋体" w:eastAsia="宋体"/>
+                <w:sz w:val="19"/>
+              </w:rPr>
+              <w:t>VCU(712)×2、协议转换盒、按键/电源采集单元、报警和数据采集单元、串口解析单元、数字量控制单元、8口/5口交换机、CAN集线器、惯导(含天线)、动态声呐、毫米波雷达、摄像头×5+NVR+边缘计算盒、音频功放+喇叭、4G/5G路由器、现场急停开关(后甲板)、</w:t>
+            </w:r>
+            <w:r>
+              <w:rPr>
+                <w:rFonts w:ascii="宋体" w:hAnsi="宋体" w:eastAsia="宋体"/>
+                <w:b/>
+                <w:color w:val="9C6F00"/>
+                <w:sz w:val="19"/>
+              </w:rPr>
+              <w:t>〔可选〕</w:t>
+            </w:r>
+            <w:r>
+              <w:rPr>
+                <w:rFonts w:ascii="宋体" w:hAnsi="宋体" w:eastAsia="宋体"/>
+                <w:sz w:val="19"/>
+              </w:rPr>
+              <w:t>网络安全网关</w:t>
+            </w:r>
+          </w:p>
+        </w:tc>
+        <w:tc>
+          <w:tcPr>
+            <w:tcW w:type="dxa" w:w="3137"/>
+            <w:tcMar>
+              <w:top w:w="40" w:type="dxa"/>
+              <w:bottom w:w="40" w:type="dxa"/>
+              <w:left w:w="80" w:type="dxa"/>
+              <w:right w:w="80" w:type="dxa"/>
+            </w:tcMar>
+            <w:shd w:val="clear" w:color="auto" w:fill="FFF2CC"/>
+          </w:tcPr>
+          <w:p>
+            <w:pPr>
+              <w:jc w:val="left"/>
+            </w:pPr>
+            <w:r>
+              <w:rPr>
+                <w:rFonts w:ascii="宋体" w:hAnsi="宋体" w:eastAsia="宋体"/>
+                <w:sz w:val="19"/>
+              </w:rPr>
+              <w:t>VCU 控制软件:主副权限仲裁、INT/EXT 模式切换、失效行为(§4.4)、吊舱角度闭环</w:t>
+            </w:r>
+          </w:p>
+        </w:tc>
+      </w:tr>
+      <w:tr>
+        <w:tc>
+          <w:tcPr>
+            <w:tcW w:type="dxa" w:w="3137"/>
+            <w:tcMar>
+              <w:top w:w="40" w:type="dxa"/>
+              <w:bottom w:w="40" w:type="dxa"/>
+              <w:left w:w="80" w:type="dxa"/>
+              <w:right w:w="80" w:type="dxa"/>
+            </w:tcMar>
+          </w:tcPr>
+          <w:p>
+            <w:pPr>
+              <w:jc w:val="left"/>
+            </w:pPr>
+            <w:r>
+              <w:rPr>
+                <w:rFonts w:ascii="宋体" w:hAnsi="宋体" w:eastAsia="宋体"/>
+                <w:b/>
+                <w:color w:val="7F7F7F"/>
+                <w:sz w:val="19"/>
+              </w:rPr>
+              <w:t>【通用】</w:t>
+            </w:r>
+          </w:p>
+        </w:tc>
+        <w:tc>
+          <w:tcPr>
+            <w:tcW w:type="dxa" w:w="3137"/>
+            <w:tcMar>
+              <w:top w:w="40" w:type="dxa"/>
+              <w:bottom w:w="40" w:type="dxa"/>
+              <w:left w:w="80" w:type="dxa"/>
+              <w:right w:w="80" w:type="dxa"/>
+            </w:tcMar>
+          </w:tcPr>
+          <w:p>
+            <w:pPr>
+              <w:jc w:val="left"/>
+            </w:pPr>
+            <w:r>
+              <w:rPr>
+                <w:rFonts w:ascii="宋体" w:hAnsi="宋体" w:eastAsia="宋体"/>
+                <w:sz w:val="19"/>
+              </w:rPr>
+              <w:t>跨两者的线缆、安装附件、包装运输</w:t>
+            </w:r>
+          </w:p>
+        </w:tc>
+        <w:tc>
+          <w:tcPr>
+            <w:tcW w:type="dxa" w:w="3137"/>
+            <w:tcMar>
+              <w:top w:w="40" w:type="dxa"/>
+              <w:bottom w:w="40" w:type="dxa"/>
+              <w:left w:w="80" w:type="dxa"/>
+              <w:right w:w="80" w:type="dxa"/>
+            </w:tcMar>
+          </w:tcPr>
+          <w:p>
+            <w:pPr>
+              <w:jc w:val="left"/>
+            </w:pPr>
+            <w:r>
+              <w:rPr>
+                <w:rFonts w:ascii="宋体" w:hAnsi="宋体" w:eastAsia="宋体"/>
+                <w:sz w:val="19"/>
+              </w:rPr>
+              <w:t>检试大纲、随机文件、培训等交付类工作</w:t>
             </w:r>
           </w:p>
         </w:tc>
@@ -3035,6 +3643,7 @@
               <w:left w:w="80" w:type="dxa"/>
               <w:right w:w="80" w:type="dxa"/>
             </w:tcMar>
+            <w:shd w:val="clear" w:color="auto" w:fill="FDE9D9"/>
           </w:tcPr>
           <w:p>
             <w:pPr>
@@ -3058,17 +3667,34 @@
               <w:left w:w="80" w:type="dxa"/>
               <w:right w:w="80" w:type="dxa"/>
             </w:tcMar>
-          </w:tcPr>
-          <w:p>
-            <w:pPr>
-              <w:jc w:val="left"/>
-            </w:pPr>
-            <w:r>
-              <w:rPr>
-                <w:rFonts w:ascii="宋体" w:hAnsi="宋体" w:eastAsia="宋体"/>
-                <w:sz w:val="19"/>
-              </w:rPr>
-              <w:t>VCU 死机、CAN 总线中断等场景下,推进器应执行确定性的安全动作,而非未定义行为。V1 材料未明确此项,V2 第 4.4 节补充设计要求</w:t>
+            <w:shd w:val="clear" w:color="auto" w:fill="FDE9D9"/>
+          </w:tcPr>
+          <w:p>
+            <w:pPr>
+              <w:jc w:val="left"/>
+            </w:pPr>
+            <w:r>
+              <w:rPr>
+                <w:rFonts w:ascii="宋体" w:hAnsi="宋体" w:eastAsia="宋体"/>
+                <w:sz w:val="19"/>
+              </w:rPr>
+              <w:t>VCU 死机、CAN 总线中断等场景下,推进器应执行确定性的安全动作,而非未定义行为。V1 材料</w:t>
+            </w:r>
+            <w:r>
+              <w:rPr>
+                <w:rFonts w:ascii="宋体" w:hAnsi="宋体" w:eastAsia="宋体"/>
+                <w:b/>
+                <w:color w:val="C5500B"/>
+                <w:sz w:val="19"/>
+              </w:rPr>
+              <w:t>未明确</w:t>
+            </w:r>
+            <w:r>
+              <w:rPr>
+                <w:rFonts w:ascii="宋体" w:hAnsi="宋体" w:eastAsia="宋体"/>
+                <w:sz w:val="19"/>
+              </w:rPr>
+              <w:t>此项,V2 第 4.4 节补充设计要求</w:t>
             </w:r>
           </w:p>
         </w:tc>
@@ -3100,12 +3726,24 @@
     </w:p>
     <w:p>
       <w:pPr>
+        <w:sectPr>
+          <w:footerReference w:type="default" r:id="rId9"/>
+          <w:headerReference w:type="default" r:id="rId10"/>
+          <w:pgSz w:w="11906" w:h="16838"/>
+          <w:pgMar w:top="1247" w:right="1247" w:bottom="1134" w:left="1247" w:header="720" w:footer="720" w:gutter="0"/>
+          <w:cols w:space="720"/>
+          <w:docGrid w:linePitch="360"/>
+        </w:sectPr>
+      </w:pPr>
+    </w:p>
+    <w:p>
+      <w:pPr>
         <w:jc w:val="center"/>
       </w:pPr>
       <w:r>
         <w:drawing>
           <wp:inline xmlns:a="http://schemas.openxmlformats.org/drawingml/2006/main" xmlns:pic="http://schemas.openxmlformats.org/drawingml/2006/picture">
-            <wp:extent cx="5940000" cy="2589768"/>
+            <wp:extent cx="9432000" cy="4110674"/>
             <wp:docPr id="1" name="Picture 1"/>
             <wp:cNvGraphicFramePr>
               <a:graphicFrameLocks noChangeAspect="1"/>
@@ -3126,7 +3764,7 @@
                   <pic:spPr>
                     <a:xfrm>
                       <a:off x="0" y="0"/>
-                      <a:ext cx="5940000" cy="2589768"/>
+                      <a:ext cx="9432000" cy="4110674"/>
                     </a:xfrm>
                     <a:prstGeom prst="rect"/>
                   </pic:spPr>
@@ -3151,6 +3789,16 @@
         </w:rPr>
         <w:t>图 1　主 / 副驾控台双中枢分层拓扑图</w:t>
       </w:r>
+    </w:p>
+    <w:p>
+      <w:pPr>
+        <w:sectPr>
+          <w:pgSz w:w="16838" w:h="11906" w:orient="landscape"/>
+          <w:pgMar w:top="850" w:right="907" w:bottom="850" w:left="907" w:header="720" w:footer="720" w:gutter="0"/>
+          <w:cols w:space="720"/>
+          <w:docGrid w:linePitch="360"/>
+        </w:sectPr>
+      </w:pPr>
     </w:p>
     <w:p>
       <w:pPr>
@@ -3280,6 +3928,7 @@
               <w:left w:w="80" w:type="dxa"/>
               <w:right w:w="80" w:type="dxa"/>
             </w:tcMar>
+            <w:shd w:val="clear" w:color="auto" w:fill="FDE9D9"/>
           </w:tcPr>
           <w:p>
             <w:pPr>
@@ -3303,6 +3952,7 @@
               <w:left w:w="80" w:type="dxa"/>
               <w:right w:w="80" w:type="dxa"/>
             </w:tcMar>
+            <w:shd w:val="clear" w:color="auto" w:fill="FDE9D9"/>
           </w:tcPr>
           <w:p>
             <w:pPr>
@@ -3326,6 +3976,7 @@
               <w:left w:w="80" w:type="dxa"/>
               <w:right w:w="80" w:type="dxa"/>
             </w:tcMar>
+            <w:shd w:val="clear" w:color="auto" w:fill="FDE9D9"/>
           </w:tcPr>
           <w:p>
             <w:pPr>
@@ -4930,18 +5581,27 @@
               <w:left w:w="80" w:type="dxa"/>
               <w:right w:w="80" w:type="dxa"/>
             </w:tcMar>
-            <w:shd w:val="clear" w:color="auto" w:fill="F2F5F9"/>
-          </w:tcPr>
-          <w:p>
-            <w:pPr>
-              <w:jc w:val="left"/>
-            </w:pPr>
-            <w:r>
-              <w:rPr>
-                <w:rFonts w:ascii="宋体" w:hAnsi="宋体" w:eastAsia="宋体"/>
-                <w:sz w:val="19"/>
-              </w:rPr>
-              <w:t>待标定参数</w:t>
+            <w:shd w:val="clear" w:color="auto" w:fill="FDE9D9"/>
+          </w:tcPr>
+          <w:p>
+            <w:pPr>
+              <w:jc w:val="left"/>
+            </w:pPr>
+            <w:r>
+              <w:rPr>
+                <w:rFonts w:ascii="宋体" w:hAnsi="宋体" w:eastAsia="宋体"/>
+                <w:b/>
+                <w:color w:val="C5500B"/>
+                <w:sz w:val="19"/>
+              </w:rPr>
+              <w:t>待标定</w:t>
+            </w:r>
+            <w:r>
+              <w:rPr>
+                <w:rFonts w:ascii="宋体" w:hAnsi="宋体" w:eastAsia="宋体"/>
+                <w:sz w:val="19"/>
+              </w:rPr>
+              <w:t>参数</w:t>
             </w:r>
           </w:p>
         </w:tc>
@@ -4954,7 +5614,7 @@
               <w:left w:w="80" w:type="dxa"/>
               <w:right w:w="80" w:type="dxa"/>
             </w:tcMar>
-            <w:shd w:val="clear" w:color="auto" w:fill="F2F5F9"/>
+            <w:shd w:val="clear" w:color="auto" w:fill="FDE9D9"/>
           </w:tcPr>
           <w:p>
             <w:pPr>
@@ -4980,6 +5640,7 @@
               <w:left w:w="80" w:type="dxa"/>
               <w:right w:w="80" w:type="dxa"/>
             </w:tcMar>
+            <w:shd w:val="clear" w:color="auto" w:fill="FDE9D9"/>
           </w:tcPr>
           <w:p>
             <w:pPr>
@@ -5003,6 +5664,7 @@
               <w:left w:w="80" w:type="dxa"/>
               <w:right w:w="80" w:type="dxa"/>
             </w:tcMar>
+            <w:shd w:val="clear" w:color="auto" w:fill="FDE9D9"/>
           </w:tcPr>
           <w:p>
             <w:pPr>
@@ -5022,7 +5684,16 @@
                 <w:rFonts w:ascii="宋体" w:hAnsi="宋体" w:eastAsia="宋体"/>
                 <w:sz w:val="19"/>
               </w:rPr>
-              <w:t>,列入第八章待确认</w:t>
+              <w:t>,列入第八章</w:t>
+            </w:r>
+            <w:r>
+              <w:rPr>
+                <w:rFonts w:ascii="宋体" w:hAnsi="宋体" w:eastAsia="宋体"/>
+                <w:b/>
+                <w:color w:val="C5500B"/>
+                <w:sz w:val="19"/>
+              </w:rPr>
+              <w:t>待确认</w:t>
             </w:r>
           </w:p>
         </w:tc>
@@ -9703,6 +10374,7 @@
               <w:left w:w="80" w:type="dxa"/>
               <w:right w:w="80" w:type="dxa"/>
             </w:tcMar>
+            <w:shd w:val="clear" w:color="auto" w:fill="FDE9D9"/>
           </w:tcPr>
           <w:p>
             <w:pPr>
@@ -9726,6 +10398,7 @@
               <w:left w:w="80" w:type="dxa"/>
               <w:right w:w="80" w:type="dxa"/>
             </w:tcMar>
+            <w:shd w:val="clear" w:color="auto" w:fill="FDE9D9"/>
           </w:tcPr>
           <w:p>
             <w:pPr>
@@ -9751,6 +10424,7 @@
               <w:left w:w="80" w:type="dxa"/>
               <w:right w:w="80" w:type="dxa"/>
             </w:tcMar>
+            <w:shd w:val="clear" w:color="auto" w:fill="FDE9D9"/>
           </w:tcPr>
           <w:p>
             <w:pPr>
@@ -9774,6 +10448,7 @@
               <w:left w:w="80" w:type="dxa"/>
               <w:right w:w="80" w:type="dxa"/>
             </w:tcMar>
+            <w:shd w:val="clear" w:color="auto" w:fill="FDE9D9"/>
           </w:tcPr>
           <w:p>
             <w:pPr>
@@ -9797,6 +10472,7 @@
               <w:left w:w="80" w:type="dxa"/>
               <w:right w:w="80" w:type="dxa"/>
             </w:tcMar>
+            <w:shd w:val="clear" w:color="auto" w:fill="FDE9D9"/>
           </w:tcPr>
           <w:p>
             <w:pPr>
@@ -9820,6 +10496,7 @@
               <w:left w:w="80" w:type="dxa"/>
               <w:right w:w="80" w:type="dxa"/>
             </w:tcMar>
+            <w:shd w:val="clear" w:color="auto" w:fill="FDE9D9"/>
           </w:tcPr>
           <w:p>
             <w:pPr>
@@ -10798,7 +11475,26 @@
           <w:color w:val="595959"/>
           <w:sz w:val="20"/>
         </w:rPr>
-        <w:t>惯导落在哪个具体 CAN/串口口,材料未到端口级,见第八章待确认。</w:t>
+        <w:t>惯导落在哪个具体 CAN/串口口,材料未到端口级,见第八章</w:t>
+      </w:r>
+      <w:r>
+        <w:rPr>
+          <w:rFonts w:ascii="宋体" w:hAnsi="宋体" w:eastAsia="宋体"/>
+          <w:b/>
+          <w:i/>
+          <w:color w:val="C5500B"/>
+          <w:sz w:val="20"/>
+        </w:rPr>
+        <w:t>待确认</w:t>
+      </w:r>
+      <w:r>
+        <w:rPr>
+          <w:rFonts w:ascii="宋体" w:hAnsi="宋体" w:eastAsia="宋体"/>
+          <w:i/>
+          <w:color w:val="595959"/>
+          <w:sz w:val="20"/>
+        </w:rPr>
+        <w:t>。</w:t>
       </w:r>
     </w:p>
     <w:p>
@@ -13136,18 +13832,19 @@
         </w:tblBorders>
       </w:tblPr>
       <w:tblGrid>
-        <w:gridCol w:w="1345"/>
-        <w:gridCol w:w="1345"/>
-        <w:gridCol w:w="1345"/>
-        <w:gridCol w:w="1345"/>
-        <w:gridCol w:w="1345"/>
-        <w:gridCol w:w="1345"/>
-        <w:gridCol w:w="1345"/>
+        <w:gridCol w:w="1176"/>
+        <w:gridCol w:w="1176"/>
+        <w:gridCol w:w="1176"/>
+        <w:gridCol w:w="1176"/>
+        <w:gridCol w:w="1176"/>
+        <w:gridCol w:w="1176"/>
+        <w:gridCol w:w="1176"/>
+        <w:gridCol w:w="1176"/>
       </w:tblGrid>
       <w:tr>
         <w:tc>
           <w:tcPr>
-            <w:tcW w:type="dxa" w:w="1345"/>
+            <w:tcW w:type="dxa" w:w="1176"/>
             <w:tcMar>
               <w:top w:w="40" w:type="dxa"/>
               <w:bottom w:w="40" w:type="dxa"/>
@@ -13173,7 +13870,7 @@
         </w:tc>
         <w:tc>
           <w:tcPr>
-            <w:tcW w:type="dxa" w:w="1345"/>
+            <w:tcW w:type="dxa" w:w="1176"/>
             <w:tcMar>
               <w:top w:w="40" w:type="dxa"/>
               <w:bottom w:w="40" w:type="dxa"/>
@@ -13193,13 +13890,13 @@
                 <w:color w:val="FFFFFF"/>
                 <w:sz w:val="19"/>
               </w:rPr>
-              <w:t>型号</w:t>
-            </w:r>
-          </w:p>
-        </w:tc>
-        <w:tc>
-          <w:tcPr>
-            <w:tcW w:type="dxa" w:w="1345"/>
+              <w:t>归属</w:t>
+            </w:r>
+          </w:p>
+        </w:tc>
+        <w:tc>
+          <w:tcPr>
+            <w:tcW w:type="dxa" w:w="1176"/>
             <w:tcMar>
               <w:top w:w="40" w:type="dxa"/>
               <w:bottom w:w="40" w:type="dxa"/>
@@ -13219,13 +13916,13 @@
                 <w:color w:val="FFFFFF"/>
                 <w:sz w:val="19"/>
               </w:rPr>
-              <w:t>电压</w:t>
-            </w:r>
-          </w:p>
-        </w:tc>
-        <w:tc>
-          <w:tcPr>
-            <w:tcW w:type="dxa" w:w="1345"/>
+              <w:t>型号</w:t>
+            </w:r>
+          </w:p>
+        </w:tc>
+        <w:tc>
+          <w:tcPr>
+            <w:tcW w:type="dxa" w:w="1176"/>
             <w:tcMar>
               <w:top w:w="40" w:type="dxa"/>
               <w:bottom w:w="40" w:type="dxa"/>
@@ -13245,13 +13942,13 @@
                 <w:color w:val="FFFFFF"/>
                 <w:sz w:val="19"/>
               </w:rPr>
-              <w:t>功耗</w:t>
-            </w:r>
-          </w:p>
-        </w:tc>
-        <w:tc>
-          <w:tcPr>
-            <w:tcW w:type="dxa" w:w="1345"/>
+              <w:t>电压</w:t>
+            </w:r>
+          </w:p>
+        </w:tc>
+        <w:tc>
+          <w:tcPr>
+            <w:tcW w:type="dxa" w:w="1176"/>
             <w:tcMar>
               <w:top w:w="40" w:type="dxa"/>
               <w:bottom w:w="40" w:type="dxa"/>
@@ -13271,13 +13968,13 @@
                 <w:color w:val="FFFFFF"/>
                 <w:sz w:val="19"/>
               </w:rPr>
-              <w:t>防护等级</w:t>
-            </w:r>
-          </w:p>
-        </w:tc>
-        <w:tc>
-          <w:tcPr>
-            <w:tcW w:type="dxa" w:w="1345"/>
+              <w:t>功耗</w:t>
+            </w:r>
+          </w:p>
+        </w:tc>
+        <w:tc>
+          <w:tcPr>
+            <w:tcW w:type="dxa" w:w="1176"/>
             <w:tcMar>
               <w:top w:w="40" w:type="dxa"/>
               <w:bottom w:w="40" w:type="dxa"/>
@@ -13297,13 +13994,13 @@
                 <w:color w:val="FFFFFF"/>
                 <w:sz w:val="19"/>
               </w:rPr>
-              <w:t>接口</w:t>
-            </w:r>
-          </w:p>
-        </w:tc>
-        <w:tc>
-          <w:tcPr>
-            <w:tcW w:type="dxa" w:w="1345"/>
+              <w:t>防护等级</w:t>
+            </w:r>
+          </w:p>
+        </w:tc>
+        <w:tc>
+          <w:tcPr>
+            <w:tcW w:type="dxa" w:w="1176"/>
             <w:tcMar>
               <w:top w:w="40" w:type="dxa"/>
               <w:bottom w:w="40" w:type="dxa"/>
@@ -13323,6 +14020,32 @@
                 <w:color w:val="FFFFFF"/>
                 <w:sz w:val="19"/>
               </w:rPr>
+              <w:t>接口</w:t>
+            </w:r>
+          </w:p>
+        </w:tc>
+        <w:tc>
+          <w:tcPr>
+            <w:tcW w:type="dxa" w:w="1176"/>
+            <w:tcMar>
+              <w:top w:w="40" w:type="dxa"/>
+              <w:bottom w:w="40" w:type="dxa"/>
+              <w:left w:w="80" w:type="dxa"/>
+              <w:right w:w="80" w:type="dxa"/>
+            </w:tcMar>
+            <w:shd w:val="clear" w:color="auto" w:fill="1F3864"/>
+          </w:tcPr>
+          <w:p>
+            <w:pPr>
+              <w:jc w:val="center"/>
+            </w:pPr>
+            <w:r>
+              <w:rPr>
+                <w:rFonts w:ascii="微软雅黑" w:hAnsi="微软雅黑" w:eastAsia="微软雅黑"/>
+                <w:b/>
+                <w:color w:val="FFFFFF"/>
+                <w:sz w:val="19"/>
+              </w:rPr>
               <w:t>核心功能</w:t>
             </w:r>
           </w:p>
@@ -13331,7 +14054,7 @@
       <w:tr>
         <w:tc>
           <w:tcPr>
-            <w:tcW w:type="dxa" w:w="1345"/>
+            <w:tcW w:type="dxa" w:w="1176"/>
             <w:tcMar>
               <w:top w:w="40" w:type="dxa"/>
               <w:bottom w:w="40" w:type="dxa"/>
@@ -13354,7 +14077,32 @@
         </w:tc>
         <w:tc>
           <w:tcPr>
-            <w:tcW w:type="dxa" w:w="1345"/>
+            <w:tcW w:type="dxa" w:w="1176"/>
+            <w:tcMar>
+              <w:top w:w="40" w:type="dxa"/>
+              <w:bottom w:w="40" w:type="dxa"/>
+              <w:left w:w="80" w:type="dxa"/>
+              <w:right w:w="80" w:type="dxa"/>
+            </w:tcMar>
+          </w:tcPr>
+          <w:p>
+            <w:pPr>
+              <w:jc w:val="left"/>
+            </w:pPr>
+            <w:r>
+              <w:rPr>
+                <w:rFonts w:ascii="宋体" w:hAnsi="宋体" w:eastAsia="宋体"/>
+                <w:b/>
+                <w:color w:val="1E7B34"/>
+                <w:sz w:val="19"/>
+              </w:rPr>
+              <w:t>【智控】</w:t>
+            </w:r>
+          </w:p>
+        </w:tc>
+        <w:tc>
+          <w:tcPr>
+            <w:tcW w:type="dxa" w:w="1176"/>
             <w:tcMar>
               <w:top w:w="40" w:type="dxa"/>
               <w:bottom w:w="40" w:type="dxa"/>
@@ -13377,7 +14125,7 @@
         </w:tc>
         <w:tc>
           <w:tcPr>
-            <w:tcW w:type="dxa" w:w="1345"/>
+            <w:tcW w:type="dxa" w:w="1176"/>
             <w:tcMar>
               <w:top w:w="40" w:type="dxa"/>
               <w:bottom w:w="40" w:type="dxa"/>
@@ -13400,7 +14148,7 @@
         </w:tc>
         <w:tc>
           <w:tcPr>
-            <w:tcW w:type="dxa" w:w="1345"/>
+            <w:tcW w:type="dxa" w:w="1176"/>
             <w:tcMar>
               <w:top w:w="40" w:type="dxa"/>
               <w:bottom w:w="40" w:type="dxa"/>
@@ -13423,7 +14171,7 @@
         </w:tc>
         <w:tc>
           <w:tcPr>
-            <w:tcW w:type="dxa" w:w="1345"/>
+            <w:tcW w:type="dxa" w:w="1176"/>
             <w:tcMar>
               <w:top w:w="40" w:type="dxa"/>
               <w:bottom w:w="40" w:type="dxa"/>
@@ -13446,7 +14194,7 @@
         </w:tc>
         <w:tc>
           <w:tcPr>
-            <w:tcW w:type="dxa" w:w="1345"/>
+            <w:tcW w:type="dxa" w:w="1176"/>
             <w:tcMar>
               <w:top w:w="40" w:type="dxa"/>
               <w:bottom w:w="40" w:type="dxa"/>
@@ -13469,7 +14217,7 @@
         </w:tc>
         <w:tc>
           <w:tcPr>
-            <w:tcW w:type="dxa" w:w="1345"/>
+            <w:tcW w:type="dxa" w:w="1176"/>
             <w:tcMar>
               <w:top w:w="40" w:type="dxa"/>
               <w:bottom w:w="40" w:type="dxa"/>
@@ -13494,7 +14242,7 @@
       <w:tr>
         <w:tc>
           <w:tcPr>
-            <w:tcW w:type="dxa" w:w="1345"/>
+            <w:tcW w:type="dxa" w:w="1176"/>
             <w:tcMar>
               <w:top w:w="40" w:type="dxa"/>
               <w:bottom w:w="40" w:type="dxa"/>
@@ -13518,7 +14266,7 @@
         </w:tc>
         <w:tc>
           <w:tcPr>
-            <w:tcW w:type="dxa" w:w="1345"/>
+            <w:tcW w:type="dxa" w:w="1176"/>
             <w:tcMar>
               <w:top w:w="40" w:type="dxa"/>
               <w:bottom w:w="40" w:type="dxa"/>
@@ -13534,6 +14282,32 @@
             <w:r>
               <w:rPr>
                 <w:rFonts w:ascii="宋体" w:hAnsi="宋体" w:eastAsia="宋体"/>
+                <w:b/>
+                <w:color w:val="1E7B34"/>
+                <w:sz w:val="19"/>
+              </w:rPr>
+              <w:t>【智控】</w:t>
+            </w:r>
+          </w:p>
+        </w:tc>
+        <w:tc>
+          <w:tcPr>
+            <w:tcW w:type="dxa" w:w="1176"/>
+            <w:tcMar>
+              <w:top w:w="40" w:type="dxa"/>
+              <w:bottom w:w="40" w:type="dxa"/>
+              <w:left w:w="80" w:type="dxa"/>
+              <w:right w:w="80" w:type="dxa"/>
+            </w:tcMar>
+            <w:shd w:val="clear" w:color="auto" w:fill="F2F5F9"/>
+          </w:tcPr>
+          <w:p>
+            <w:pPr>
+              <w:jc w:val="left"/>
+            </w:pPr>
+            <w:r>
+              <w:rPr>
+                <w:rFonts w:ascii="宋体" w:hAnsi="宋体" w:eastAsia="宋体"/>
                 <w:sz w:val="19"/>
               </w:rPr>
               <w:t>IGS-603B-S1</w:t>
@@ -13542,7 +14316,7 @@
         </w:tc>
         <w:tc>
           <w:tcPr>
-            <w:tcW w:type="dxa" w:w="1345"/>
+            <w:tcW w:type="dxa" w:w="1176"/>
             <w:tcMar>
               <w:top w:w="40" w:type="dxa"/>
               <w:bottom w:w="40" w:type="dxa"/>
@@ -13566,7 +14340,7 @@
         </w:tc>
         <w:tc>
           <w:tcPr>
-            <w:tcW w:type="dxa" w:w="1345"/>
+            <w:tcW w:type="dxa" w:w="1176"/>
             <w:tcMar>
               <w:top w:w="40" w:type="dxa"/>
               <w:bottom w:w="40" w:type="dxa"/>
@@ -13590,7 +14364,7 @@
         </w:tc>
         <w:tc>
           <w:tcPr>
-            <w:tcW w:type="dxa" w:w="1345"/>
+            <w:tcW w:type="dxa" w:w="1176"/>
             <w:tcMar>
               <w:top w:w="40" w:type="dxa"/>
               <w:bottom w:w="40" w:type="dxa"/>
@@ -13614,7 +14388,7 @@
         </w:tc>
         <w:tc>
           <w:tcPr>
-            <w:tcW w:type="dxa" w:w="1345"/>
+            <w:tcW w:type="dxa" w:w="1176"/>
             <w:tcMar>
               <w:top w:w="40" w:type="dxa"/>
               <w:bottom w:w="40" w:type="dxa"/>
@@ -13638,7 +14412,7 @@
         </w:tc>
         <w:tc>
           <w:tcPr>
-            <w:tcW w:type="dxa" w:w="1345"/>
+            <w:tcW w:type="dxa" w:w="1176"/>
             <w:tcMar>
               <w:top w:w="40" w:type="dxa"/>
               <w:bottom w:w="40" w:type="dxa"/>
@@ -13664,7 +14438,7 @@
       <w:tr>
         <w:tc>
           <w:tcPr>
-            <w:tcW w:type="dxa" w:w="1345"/>
+            <w:tcW w:type="dxa" w:w="1176"/>
             <w:tcMar>
               <w:top w:w="40" w:type="dxa"/>
               <w:bottom w:w="40" w:type="dxa"/>
@@ -13687,7 +14461,32 @@
         </w:tc>
         <w:tc>
           <w:tcPr>
-            <w:tcW w:type="dxa" w:w="1345"/>
+            <w:tcW w:type="dxa" w:w="1176"/>
+            <w:tcMar>
+              <w:top w:w="40" w:type="dxa"/>
+              <w:bottom w:w="40" w:type="dxa"/>
+              <w:left w:w="80" w:type="dxa"/>
+              <w:right w:w="80" w:type="dxa"/>
+            </w:tcMar>
+          </w:tcPr>
+          <w:p>
+            <w:pPr>
+              <w:jc w:val="left"/>
+            </w:pPr>
+            <w:r>
+              <w:rPr>
+                <w:rFonts w:ascii="宋体" w:hAnsi="宋体" w:eastAsia="宋体"/>
+                <w:b/>
+                <w:color w:val="1E7B34"/>
+                <w:sz w:val="19"/>
+              </w:rPr>
+              <w:t>【智控】</w:t>
+            </w:r>
+          </w:p>
+        </w:tc>
+        <w:tc>
+          <w:tcPr>
+            <w:tcW w:type="dxa" w:w="1176"/>
             <w:tcMar>
               <w:top w:w="40" w:type="dxa"/>
               <w:bottom w:w="40" w:type="dxa"/>
@@ -13710,7 +14509,7 @@
         </w:tc>
         <w:tc>
           <w:tcPr>
-            <w:tcW w:type="dxa" w:w="1345"/>
+            <w:tcW w:type="dxa" w:w="1176"/>
             <w:tcMar>
               <w:top w:w="40" w:type="dxa"/>
               <w:bottom w:w="40" w:type="dxa"/>
@@ -13733,7 +14532,7 @@
         </w:tc>
         <w:tc>
           <w:tcPr>
-            <w:tcW w:type="dxa" w:w="1345"/>
+            <w:tcW w:type="dxa" w:w="1176"/>
             <w:tcMar>
               <w:top w:w="40" w:type="dxa"/>
               <w:bottom w:w="40" w:type="dxa"/>
@@ -13756,7 +14555,7 @@
         </w:tc>
         <w:tc>
           <w:tcPr>
-            <w:tcW w:type="dxa" w:w="1345"/>
+            <w:tcW w:type="dxa" w:w="1176"/>
             <w:tcMar>
               <w:top w:w="40" w:type="dxa"/>
               <w:bottom w:w="40" w:type="dxa"/>
@@ -13779,7 +14578,7 @@
         </w:tc>
         <w:tc>
           <w:tcPr>
-            <w:tcW w:type="dxa" w:w="1345"/>
+            <w:tcW w:type="dxa" w:w="1176"/>
             <w:tcMar>
               <w:top w:w="40" w:type="dxa"/>
               <w:bottom w:w="40" w:type="dxa"/>
@@ -13802,7 +14601,7 @@
         </w:tc>
         <w:tc>
           <w:tcPr>
-            <w:tcW w:type="dxa" w:w="1345"/>
+            <w:tcW w:type="dxa" w:w="1176"/>
             <w:tcMar>
               <w:top w:w="40" w:type="dxa"/>
               <w:bottom w:w="40" w:type="dxa"/>
@@ -13827,7 +14626,7 @@
       <w:tr>
         <w:tc>
           <w:tcPr>
-            <w:tcW w:type="dxa" w:w="1345"/>
+            <w:tcW w:type="dxa" w:w="1176"/>
             <w:tcMar>
               <w:top w:w="40" w:type="dxa"/>
               <w:bottom w:w="40" w:type="dxa"/>
@@ -13851,7 +14650,7 @@
         </w:tc>
         <w:tc>
           <w:tcPr>
-            <w:tcW w:type="dxa" w:w="1345"/>
+            <w:tcW w:type="dxa" w:w="1176"/>
             <w:tcMar>
               <w:top w:w="40" w:type="dxa"/>
               <w:bottom w:w="40" w:type="dxa"/>
@@ -13867,6 +14666,32 @@
             <w:r>
               <w:rPr>
                 <w:rFonts w:ascii="宋体" w:hAnsi="宋体" w:eastAsia="宋体"/>
+                <w:b/>
+                <w:color w:val="1E7B34"/>
+                <w:sz w:val="19"/>
+              </w:rPr>
+              <w:t>【智控】</w:t>
+            </w:r>
+          </w:p>
+        </w:tc>
+        <w:tc>
+          <w:tcPr>
+            <w:tcW w:type="dxa" w:w="1176"/>
+            <w:tcMar>
+              <w:top w:w="40" w:type="dxa"/>
+              <w:bottom w:w="40" w:type="dxa"/>
+              <w:left w:w="80" w:type="dxa"/>
+              <w:right w:w="80" w:type="dxa"/>
+            </w:tcMar>
+            <w:shd w:val="clear" w:color="auto" w:fill="F2F5F9"/>
+          </w:tcPr>
+          <w:p>
+            <w:pPr>
+              <w:jc w:val="left"/>
+            </w:pPr>
+            <w:r>
+              <w:rPr>
+                <w:rFonts w:ascii="宋体" w:hAnsi="宋体" w:eastAsia="宋体"/>
                 <w:sz w:val="19"/>
               </w:rPr>
               <w:t>IGS-603B-S2</w:t>
@@ -13875,7 +14700,7 @@
         </w:tc>
         <w:tc>
           <w:tcPr>
-            <w:tcW w:type="dxa" w:w="1345"/>
+            <w:tcW w:type="dxa" w:w="1176"/>
             <w:tcMar>
               <w:top w:w="40" w:type="dxa"/>
               <w:bottom w:w="40" w:type="dxa"/>
@@ -13899,7 +14724,7 @@
         </w:tc>
         <w:tc>
           <w:tcPr>
-            <w:tcW w:type="dxa" w:w="1345"/>
+            <w:tcW w:type="dxa" w:w="1176"/>
             <w:tcMar>
               <w:top w:w="40" w:type="dxa"/>
               <w:bottom w:w="40" w:type="dxa"/>
@@ -13923,7 +14748,7 @@
         </w:tc>
         <w:tc>
           <w:tcPr>
-            <w:tcW w:type="dxa" w:w="1345"/>
+            <w:tcW w:type="dxa" w:w="1176"/>
             <w:tcMar>
               <w:top w:w="40" w:type="dxa"/>
               <w:bottom w:w="40" w:type="dxa"/>
@@ -13947,7 +14772,7 @@
         </w:tc>
         <w:tc>
           <w:tcPr>
-            <w:tcW w:type="dxa" w:w="1345"/>
+            <w:tcW w:type="dxa" w:w="1176"/>
             <w:tcMar>
               <w:top w:w="40" w:type="dxa"/>
               <w:bottom w:w="40" w:type="dxa"/>
@@ -13971,7 +14796,7 @@
         </w:tc>
         <w:tc>
           <w:tcPr>
-            <w:tcW w:type="dxa" w:w="1345"/>
+            <w:tcW w:type="dxa" w:w="1176"/>
             <w:tcMar>
               <w:top w:w="40" w:type="dxa"/>
               <w:bottom w:w="40" w:type="dxa"/>
@@ -13997,7 +14822,7 @@
       <w:tr>
         <w:tc>
           <w:tcPr>
-            <w:tcW w:type="dxa" w:w="1345"/>
+            <w:tcW w:type="dxa" w:w="1176"/>
             <w:tcMar>
               <w:top w:w="40" w:type="dxa"/>
               <w:bottom w:w="40" w:type="dxa"/>
@@ -14020,7 +14845,39 @@
         </w:tc>
         <w:tc>
           <w:tcPr>
-            <w:tcW w:type="dxa" w:w="1345"/>
+            <w:tcW w:type="dxa" w:w="1176"/>
+            <w:tcMar>
+              <w:top w:w="40" w:type="dxa"/>
+              <w:bottom w:w="40" w:type="dxa"/>
+              <w:left w:w="80" w:type="dxa"/>
+              <w:right w:w="80" w:type="dxa"/>
+            </w:tcMar>
+          </w:tcPr>
+          <w:p>
+            <w:pPr>
+              <w:jc w:val="left"/>
+            </w:pPr>
+            <w:r>
+              <w:rPr>
+                <w:rFonts w:ascii="宋体" w:hAnsi="宋体" w:eastAsia="宋体"/>
+                <w:b/>
+                <w:color w:val="1F4E79"/>
+                <w:sz w:val="19"/>
+              </w:rPr>
+              <w:t>【驾控台】</w:t>
+            </w:r>
+            <w:r>
+              <w:rPr>
+                <w:rFonts w:ascii="宋体" w:hAnsi="宋体" w:eastAsia="宋体"/>
+                <w:sz w:val="19"/>
+              </w:rPr>
+              <w:t>(软件属显控)</w:t>
+            </w:r>
+          </w:p>
+        </w:tc>
+        <w:tc>
+          <w:tcPr>
+            <w:tcW w:type="dxa" w:w="1176"/>
             <w:tcMar>
               <w:top w:w="40" w:type="dxa"/>
               <w:bottom w:w="40" w:type="dxa"/>
@@ -14043,7 +14900,7 @@
         </w:tc>
         <w:tc>
           <w:tcPr>
-            <w:tcW w:type="dxa" w:w="1345"/>
+            <w:tcW w:type="dxa" w:w="1176"/>
             <w:tcMar>
               <w:top w:w="40" w:type="dxa"/>
               <w:bottom w:w="40" w:type="dxa"/>
@@ -14066,7 +14923,7 @@
         </w:tc>
         <w:tc>
           <w:tcPr>
-            <w:tcW w:type="dxa" w:w="1345"/>
+            <w:tcW w:type="dxa" w:w="1176"/>
             <w:tcMar>
               <w:top w:w="40" w:type="dxa"/>
               <w:bottom w:w="40" w:type="dxa"/>
@@ -14089,7 +14946,7 @@
         </w:tc>
         <w:tc>
           <w:tcPr>
-            <w:tcW w:type="dxa" w:w="1345"/>
+            <w:tcW w:type="dxa" w:w="1176"/>
             <w:tcMar>
               <w:top w:w="40" w:type="dxa"/>
               <w:bottom w:w="40" w:type="dxa"/>
@@ -14112,7 +14969,7 @@
         </w:tc>
         <w:tc>
           <w:tcPr>
-            <w:tcW w:type="dxa" w:w="1345"/>
+            <w:tcW w:type="dxa" w:w="1176"/>
             <w:tcMar>
               <w:top w:w="40" w:type="dxa"/>
               <w:bottom w:w="40" w:type="dxa"/>
@@ -14135,7 +14992,7 @@
         </w:tc>
         <w:tc>
           <w:tcPr>
-            <w:tcW w:type="dxa" w:w="1345"/>
+            <w:tcW w:type="dxa" w:w="1176"/>
             <w:tcMar>
               <w:top w:w="40" w:type="dxa"/>
               <w:bottom w:w="40" w:type="dxa"/>
@@ -14160,7 +15017,7 @@
       <w:tr>
         <w:tc>
           <w:tcPr>
-            <w:tcW w:type="dxa" w:w="1345"/>
+            <w:tcW w:type="dxa" w:w="1176"/>
             <w:tcMar>
               <w:top w:w="40" w:type="dxa"/>
               <w:bottom w:w="40" w:type="dxa"/>
@@ -14184,7 +15041,7 @@
         </w:tc>
         <w:tc>
           <w:tcPr>
-            <w:tcW w:type="dxa" w:w="1345"/>
+            <w:tcW w:type="dxa" w:w="1176"/>
             <w:tcMar>
               <w:top w:w="40" w:type="dxa"/>
               <w:bottom w:w="40" w:type="dxa"/>
@@ -14200,6 +15057,32 @@
             <w:r>
               <w:rPr>
                 <w:rFonts w:ascii="宋体" w:hAnsi="宋体" w:eastAsia="宋体"/>
+                <w:b/>
+                <w:color w:val="1E7B34"/>
+                <w:sz w:val="19"/>
+              </w:rPr>
+              <w:t>【智控】</w:t>
+            </w:r>
+          </w:p>
+        </w:tc>
+        <w:tc>
+          <w:tcPr>
+            <w:tcW w:type="dxa" w:w="1176"/>
+            <w:tcMar>
+              <w:top w:w="40" w:type="dxa"/>
+              <w:bottom w:w="40" w:type="dxa"/>
+              <w:left w:w="80" w:type="dxa"/>
+              <w:right w:w="80" w:type="dxa"/>
+            </w:tcMar>
+            <w:shd w:val="clear" w:color="auto" w:fill="F2F5F9"/>
+          </w:tcPr>
+          <w:p>
+            <w:pPr>
+              <w:jc w:val="left"/>
+            </w:pPr>
+            <w:r>
+              <w:rPr>
+                <w:rFonts w:ascii="宋体" w:hAnsi="宋体" w:eastAsia="宋体"/>
                 <w:sz w:val="19"/>
               </w:rPr>
               <w:t>IE-SW-ELB-08-8TX</w:t>
@@ -14208,7 +15091,7 @@
         </w:tc>
         <w:tc>
           <w:tcPr>
-            <w:tcW w:type="dxa" w:w="1345"/>
+            <w:tcW w:type="dxa" w:w="1176"/>
             <w:tcMar>
               <w:top w:w="40" w:type="dxa"/>
               <w:bottom w:w="40" w:type="dxa"/>
@@ -14232,7 +15115,7 @@
         </w:tc>
         <w:tc>
           <w:tcPr>
-            <w:tcW w:type="dxa" w:w="1345"/>
+            <w:tcW w:type="dxa" w:w="1176"/>
             <w:tcMar>
               <w:top w:w="40" w:type="dxa"/>
               <w:bottom w:w="40" w:type="dxa"/>
@@ -14256,7 +15139,7 @@
         </w:tc>
         <w:tc>
           <w:tcPr>
-            <w:tcW w:type="dxa" w:w="1345"/>
+            <w:tcW w:type="dxa" w:w="1176"/>
             <w:tcMar>
               <w:top w:w="40" w:type="dxa"/>
               <w:bottom w:w="40" w:type="dxa"/>
@@ -14280,7 +15163,7 @@
         </w:tc>
         <w:tc>
           <w:tcPr>
-            <w:tcW w:type="dxa" w:w="1345"/>
+            <w:tcW w:type="dxa" w:w="1176"/>
             <w:tcMar>
               <w:top w:w="40" w:type="dxa"/>
               <w:bottom w:w="40" w:type="dxa"/>
@@ -14304,7 +15187,7 @@
         </w:tc>
         <w:tc>
           <w:tcPr>
-            <w:tcW w:type="dxa" w:w="1345"/>
+            <w:tcW w:type="dxa" w:w="1176"/>
             <w:tcMar>
               <w:top w:w="40" w:type="dxa"/>
               <w:bottom w:w="40" w:type="dxa"/>
@@ -14330,7 +15213,7 @@
       <w:tr>
         <w:tc>
           <w:tcPr>
-            <w:tcW w:type="dxa" w:w="1345"/>
+            <w:tcW w:type="dxa" w:w="1176"/>
             <w:tcMar>
               <w:top w:w="40" w:type="dxa"/>
               <w:bottom w:w="40" w:type="dxa"/>
@@ -14353,7 +15236,32 @@
         </w:tc>
         <w:tc>
           <w:tcPr>
-            <w:tcW w:type="dxa" w:w="1345"/>
+            <w:tcW w:type="dxa" w:w="1176"/>
+            <w:tcMar>
+              <w:top w:w="40" w:type="dxa"/>
+              <w:bottom w:w="40" w:type="dxa"/>
+              <w:left w:w="80" w:type="dxa"/>
+              <w:right w:w="80" w:type="dxa"/>
+            </w:tcMar>
+          </w:tcPr>
+          <w:p>
+            <w:pPr>
+              <w:jc w:val="left"/>
+            </w:pPr>
+            <w:r>
+              <w:rPr>
+                <w:rFonts w:ascii="宋体" w:hAnsi="宋体" w:eastAsia="宋体"/>
+                <w:b/>
+                <w:color w:val="1E7B34"/>
+                <w:sz w:val="19"/>
+              </w:rPr>
+              <w:t>【智控】</w:t>
+            </w:r>
+          </w:p>
+        </w:tc>
+        <w:tc>
+          <w:tcPr>
+            <w:tcW w:type="dxa" w:w="1176"/>
             <w:tcMar>
               <w:top w:w="40" w:type="dxa"/>
               <w:bottom w:w="40" w:type="dxa"/>
@@ -14376,7 +15284,7 @@
         </w:tc>
         <w:tc>
           <w:tcPr>
-            <w:tcW w:type="dxa" w:w="1345"/>
+            <w:tcW w:type="dxa" w:w="1176"/>
             <w:tcMar>
               <w:top w:w="40" w:type="dxa"/>
               <w:bottom w:w="40" w:type="dxa"/>
@@ -14399,7 +15307,7 @@
         </w:tc>
         <w:tc>
           <w:tcPr>
-            <w:tcW w:type="dxa" w:w="1345"/>
+            <w:tcW w:type="dxa" w:w="1176"/>
             <w:tcMar>
               <w:top w:w="40" w:type="dxa"/>
               <w:bottom w:w="40" w:type="dxa"/>
@@ -14422,7 +15330,7 @@
         </w:tc>
         <w:tc>
           <w:tcPr>
-            <w:tcW w:type="dxa" w:w="1345"/>
+            <w:tcW w:type="dxa" w:w="1176"/>
             <w:tcMar>
               <w:top w:w="40" w:type="dxa"/>
               <w:bottom w:w="40" w:type="dxa"/>
@@ -14445,7 +15353,7 @@
         </w:tc>
         <w:tc>
           <w:tcPr>
-            <w:tcW w:type="dxa" w:w="1345"/>
+            <w:tcW w:type="dxa" w:w="1176"/>
             <w:tcMar>
               <w:top w:w="40" w:type="dxa"/>
               <w:bottom w:w="40" w:type="dxa"/>
@@ -14468,7 +15376,7 @@
         </w:tc>
         <w:tc>
           <w:tcPr>
-            <w:tcW w:type="dxa" w:w="1345"/>
+            <w:tcW w:type="dxa" w:w="1176"/>
             <w:tcMar>
               <w:top w:w="40" w:type="dxa"/>
               <w:bottom w:w="40" w:type="dxa"/>
@@ -14493,7 +15401,7 @@
       <w:tr>
         <w:tc>
           <w:tcPr>
-            <w:tcW w:type="dxa" w:w="1345"/>
+            <w:tcW w:type="dxa" w:w="1176"/>
             <w:tcMar>
               <w:top w:w="40" w:type="dxa"/>
               <w:bottom w:w="40" w:type="dxa"/>
@@ -14517,7 +15425,7 @@
         </w:tc>
         <w:tc>
           <w:tcPr>
-            <w:tcW w:type="dxa" w:w="1345"/>
+            <w:tcW w:type="dxa" w:w="1176"/>
             <w:tcMar>
               <w:top w:w="40" w:type="dxa"/>
               <w:bottom w:w="40" w:type="dxa"/>
@@ -14533,6 +15441,32 @@
             <w:r>
               <w:rPr>
                 <w:rFonts w:ascii="宋体" w:hAnsi="宋体" w:eastAsia="宋体"/>
+                <w:b/>
+                <w:color w:val="1E7B34"/>
+                <w:sz w:val="19"/>
+              </w:rPr>
+              <w:t>【智控】</w:t>
+            </w:r>
+          </w:p>
+        </w:tc>
+        <w:tc>
+          <w:tcPr>
+            <w:tcW w:type="dxa" w:w="1176"/>
+            <w:tcMar>
+              <w:top w:w="40" w:type="dxa"/>
+              <w:bottom w:w="40" w:type="dxa"/>
+              <w:left w:w="80" w:type="dxa"/>
+              <w:right w:w="80" w:type="dxa"/>
+            </w:tcMar>
+            <w:shd w:val="clear" w:color="auto" w:fill="F2F5F9"/>
+          </w:tcPr>
+          <w:p>
+            <w:pPr>
+              <w:jc w:val="left"/>
+            </w:pPr>
+            <w:r>
+              <w:rPr>
+                <w:rFonts w:ascii="宋体" w:hAnsi="宋体" w:eastAsia="宋体"/>
                 <w:sz w:val="19"/>
               </w:rPr>
               <w:t>HI32</w:t>
@@ -14541,7 +15475,7 @@
         </w:tc>
         <w:tc>
           <w:tcPr>
-            <w:tcW w:type="dxa" w:w="1345"/>
+            <w:tcW w:type="dxa" w:w="1176"/>
             <w:tcMar>
               <w:top w:w="40" w:type="dxa"/>
               <w:bottom w:w="40" w:type="dxa"/>
@@ -14565,7 +15499,7 @@
         </w:tc>
         <w:tc>
           <w:tcPr>
-            <w:tcW w:type="dxa" w:w="1345"/>
+            <w:tcW w:type="dxa" w:w="1176"/>
             <w:tcMar>
               <w:top w:w="40" w:type="dxa"/>
               <w:bottom w:w="40" w:type="dxa"/>
@@ -14589,7 +15523,7 @@
         </w:tc>
         <w:tc>
           <w:tcPr>
-            <w:tcW w:type="dxa" w:w="1345"/>
+            <w:tcW w:type="dxa" w:w="1176"/>
             <w:tcMar>
               <w:top w:w="40" w:type="dxa"/>
               <w:bottom w:w="40" w:type="dxa"/>
@@ -14613,7 +15547,7 @@
         </w:tc>
         <w:tc>
           <w:tcPr>
-            <w:tcW w:type="dxa" w:w="1345"/>
+            <w:tcW w:type="dxa" w:w="1176"/>
             <w:tcMar>
               <w:top w:w="40" w:type="dxa"/>
               <w:bottom w:w="40" w:type="dxa"/>
@@ -14637,7 +15571,7 @@
         </w:tc>
         <w:tc>
           <w:tcPr>
-            <w:tcW w:type="dxa" w:w="1345"/>
+            <w:tcW w:type="dxa" w:w="1176"/>
             <w:tcMar>
               <w:top w:w="40" w:type="dxa"/>
               <w:bottom w:w="40" w:type="dxa"/>
@@ -14663,7 +15597,7 @@
       <w:tr>
         <w:tc>
           <w:tcPr>
-            <w:tcW w:type="dxa" w:w="1345"/>
+            <w:tcW w:type="dxa" w:w="1176"/>
             <w:tcMar>
               <w:top w:w="40" w:type="dxa"/>
               <w:bottom w:w="40" w:type="dxa"/>
@@ -14686,7 +15620,32 @@
         </w:tc>
         <w:tc>
           <w:tcPr>
-            <w:tcW w:type="dxa" w:w="1345"/>
+            <w:tcW w:type="dxa" w:w="1176"/>
+            <w:tcMar>
+              <w:top w:w="40" w:type="dxa"/>
+              <w:bottom w:w="40" w:type="dxa"/>
+              <w:left w:w="80" w:type="dxa"/>
+              <w:right w:w="80" w:type="dxa"/>
+            </w:tcMar>
+          </w:tcPr>
+          <w:p>
+            <w:pPr>
+              <w:jc w:val="left"/>
+            </w:pPr>
+            <w:r>
+              <w:rPr>
+                <w:rFonts w:ascii="宋体" w:hAnsi="宋体" w:eastAsia="宋体"/>
+                <w:b/>
+                <w:color w:val="1E7B34"/>
+                <w:sz w:val="19"/>
+              </w:rPr>
+              <w:t>【智控】</w:t>
+            </w:r>
+          </w:p>
+        </w:tc>
+        <w:tc>
+          <w:tcPr>
+            <w:tcW w:type="dxa" w:w="1176"/>
             <w:tcMar>
               <w:top w:w="40" w:type="dxa"/>
               <w:bottom w:w="40" w:type="dxa"/>
@@ -14709,7 +15668,7 @@
         </w:tc>
         <w:tc>
           <w:tcPr>
-            <w:tcW w:type="dxa" w:w="1345"/>
+            <w:tcW w:type="dxa" w:w="1176"/>
             <w:tcMar>
               <w:top w:w="40" w:type="dxa"/>
               <w:bottom w:w="40" w:type="dxa"/>
@@ -14732,7 +15691,7 @@
         </w:tc>
         <w:tc>
           <w:tcPr>
-            <w:tcW w:type="dxa" w:w="1345"/>
+            <w:tcW w:type="dxa" w:w="1176"/>
             <w:tcMar>
               <w:top w:w="40" w:type="dxa"/>
               <w:bottom w:w="40" w:type="dxa"/>
@@ -14755,7 +15714,7 @@
         </w:tc>
         <w:tc>
           <w:tcPr>
-            <w:tcW w:type="dxa" w:w="1345"/>
+            <w:tcW w:type="dxa" w:w="1176"/>
             <w:tcMar>
               <w:top w:w="40" w:type="dxa"/>
               <w:bottom w:w="40" w:type="dxa"/>
@@ -14778,7 +15737,7 @@
         </w:tc>
         <w:tc>
           <w:tcPr>
-            <w:tcW w:type="dxa" w:w="1345"/>
+            <w:tcW w:type="dxa" w:w="1176"/>
             <w:tcMar>
               <w:top w:w="40" w:type="dxa"/>
               <w:bottom w:w="40" w:type="dxa"/>
@@ -14801,7 +15760,7 @@
         </w:tc>
         <w:tc>
           <w:tcPr>
-            <w:tcW w:type="dxa" w:w="1345"/>
+            <w:tcW w:type="dxa" w:w="1176"/>
             <w:tcMar>
               <w:top w:w="40" w:type="dxa"/>
               <w:bottom w:w="40" w:type="dxa"/>
@@ -14826,7 +15785,7 @@
       <w:tr>
         <w:tc>
           <w:tcPr>
-            <w:tcW w:type="dxa" w:w="1345"/>
+            <w:tcW w:type="dxa" w:w="1176"/>
             <w:tcMar>
               <w:top w:w="40" w:type="dxa"/>
               <w:bottom w:w="40" w:type="dxa"/>
@@ -14850,7 +15809,7 @@
         </w:tc>
         <w:tc>
           <w:tcPr>
-            <w:tcW w:type="dxa" w:w="1345"/>
+            <w:tcW w:type="dxa" w:w="1176"/>
             <w:tcMar>
               <w:top w:w="40" w:type="dxa"/>
               <w:bottom w:w="40" w:type="dxa"/>
@@ -14866,6 +15825,32 @@
             <w:r>
               <w:rPr>
                 <w:rFonts w:ascii="宋体" w:hAnsi="宋体" w:eastAsia="宋体"/>
+                <w:b/>
+                <w:color w:val="1E7B34"/>
+                <w:sz w:val="19"/>
+              </w:rPr>
+              <w:t>【智控】</w:t>
+            </w:r>
+          </w:p>
+        </w:tc>
+        <w:tc>
+          <w:tcPr>
+            <w:tcW w:type="dxa" w:w="1176"/>
+            <w:tcMar>
+              <w:top w:w="40" w:type="dxa"/>
+              <w:bottom w:w="40" w:type="dxa"/>
+              <w:left w:w="80" w:type="dxa"/>
+              <w:right w:w="80" w:type="dxa"/>
+            </w:tcMar>
+            <w:shd w:val="clear" w:color="auto" w:fill="F2F5F9"/>
+          </w:tcPr>
+          <w:p>
+            <w:pPr>
+              <w:jc w:val="left"/>
+            </w:pPr>
+            <w:r>
+              <w:rPr>
+                <w:rFonts w:ascii="宋体" w:hAnsi="宋体" w:eastAsia="宋体"/>
                 <w:sz w:val="19"/>
               </w:rPr>
               <w:t>CAR-A60</w:t>
@@ -14874,7 +15859,7 @@
         </w:tc>
         <w:tc>
           <w:tcPr>
-            <w:tcW w:type="dxa" w:w="1345"/>
+            <w:tcW w:type="dxa" w:w="1176"/>
             <w:tcMar>
               <w:top w:w="40" w:type="dxa"/>
               <w:bottom w:w="40" w:type="dxa"/>
@@ -14898,7 +15883,7 @@
         </w:tc>
         <w:tc>
           <w:tcPr>
-            <w:tcW w:type="dxa" w:w="1345"/>
+            <w:tcW w:type="dxa" w:w="1176"/>
             <w:tcMar>
               <w:top w:w="40" w:type="dxa"/>
               <w:bottom w:w="40" w:type="dxa"/>
@@ -14922,7 +15907,7 @@
         </w:tc>
         <w:tc>
           <w:tcPr>
-            <w:tcW w:type="dxa" w:w="1345"/>
+            <w:tcW w:type="dxa" w:w="1176"/>
             <w:tcMar>
               <w:top w:w="40" w:type="dxa"/>
               <w:bottom w:w="40" w:type="dxa"/>
@@ -14946,7 +15931,7 @@
         </w:tc>
         <w:tc>
           <w:tcPr>
-            <w:tcW w:type="dxa" w:w="1345"/>
+            <w:tcW w:type="dxa" w:w="1176"/>
             <w:tcMar>
               <w:top w:w="40" w:type="dxa"/>
               <w:bottom w:w="40" w:type="dxa"/>
@@ -14970,7 +15955,7 @@
         </w:tc>
         <w:tc>
           <w:tcPr>
-            <w:tcW w:type="dxa" w:w="1345"/>
+            <w:tcW w:type="dxa" w:w="1176"/>
             <w:tcMar>
               <w:top w:w="40" w:type="dxa"/>
               <w:bottom w:w="40" w:type="dxa"/>
@@ -14996,7 +15981,7 @@
       <w:tr>
         <w:tc>
           <w:tcPr>
-            <w:tcW w:type="dxa" w:w="1345"/>
+            <w:tcW w:type="dxa" w:w="1176"/>
             <w:tcMar>
               <w:top w:w="40" w:type="dxa"/>
               <w:bottom w:w="40" w:type="dxa"/>
@@ -15019,7 +16004,32 @@
         </w:tc>
         <w:tc>
           <w:tcPr>
-            <w:tcW w:type="dxa" w:w="1345"/>
+            <w:tcW w:type="dxa" w:w="1176"/>
+            <w:tcMar>
+              <w:top w:w="40" w:type="dxa"/>
+              <w:bottom w:w="40" w:type="dxa"/>
+              <w:left w:w="80" w:type="dxa"/>
+              <w:right w:w="80" w:type="dxa"/>
+            </w:tcMar>
+          </w:tcPr>
+          <w:p>
+            <w:pPr>
+              <w:jc w:val="left"/>
+            </w:pPr>
+            <w:r>
+              <w:rPr>
+                <w:rFonts w:ascii="宋体" w:hAnsi="宋体" w:eastAsia="宋体"/>
+                <w:b/>
+                <w:color w:val="1E7B34"/>
+                <w:sz w:val="19"/>
+              </w:rPr>
+              <w:t>【智控】</w:t>
+            </w:r>
+          </w:p>
+        </w:tc>
+        <w:tc>
+          <w:tcPr>
+            <w:tcW w:type="dxa" w:w="1176"/>
             <w:tcMar>
               <w:top w:w="40" w:type="dxa"/>
               <w:bottom w:w="40" w:type="dxa"/>
@@ -15042,7 +16052,7 @@
         </w:tc>
         <w:tc>
           <w:tcPr>
-            <w:tcW w:type="dxa" w:w="1345"/>
+            <w:tcW w:type="dxa" w:w="1176"/>
             <w:tcMar>
               <w:top w:w="40" w:type="dxa"/>
               <w:bottom w:w="40" w:type="dxa"/>
@@ -15065,7 +16075,7 @@
         </w:tc>
         <w:tc>
           <w:tcPr>
-            <w:tcW w:type="dxa" w:w="1345"/>
+            <w:tcW w:type="dxa" w:w="1176"/>
             <w:tcMar>
               <w:top w:w="40" w:type="dxa"/>
               <w:bottom w:w="40" w:type="dxa"/>
@@ -15088,7 +16098,7 @@
         </w:tc>
         <w:tc>
           <w:tcPr>
-            <w:tcW w:type="dxa" w:w="1345"/>
+            <w:tcW w:type="dxa" w:w="1176"/>
             <w:tcMar>
               <w:top w:w="40" w:type="dxa"/>
               <w:bottom w:w="40" w:type="dxa"/>
@@ -15111,7 +16121,7 @@
         </w:tc>
         <w:tc>
           <w:tcPr>
-            <w:tcW w:type="dxa" w:w="1345"/>
+            <w:tcW w:type="dxa" w:w="1176"/>
             <w:tcMar>
               <w:top w:w="40" w:type="dxa"/>
               <w:bottom w:w="40" w:type="dxa"/>
@@ -15134,7 +16144,7 @@
         </w:tc>
         <w:tc>
           <w:tcPr>
-            <w:tcW w:type="dxa" w:w="1345"/>
+            <w:tcW w:type="dxa" w:w="1176"/>
             <w:tcMar>
               <w:top w:w="40" w:type="dxa"/>
               <w:bottom w:w="40" w:type="dxa"/>
@@ -15159,7 +16169,7 @@
       <w:tr>
         <w:tc>
           <w:tcPr>
-            <w:tcW w:type="dxa" w:w="1345"/>
+            <w:tcW w:type="dxa" w:w="1176"/>
             <w:tcMar>
               <w:top w:w="40" w:type="dxa"/>
               <w:bottom w:w="40" w:type="dxa"/>
@@ -15183,7 +16193,7 @@
         </w:tc>
         <w:tc>
           <w:tcPr>
-            <w:tcW w:type="dxa" w:w="1345"/>
+            <w:tcW w:type="dxa" w:w="1176"/>
             <w:tcMar>
               <w:top w:w="40" w:type="dxa"/>
               <w:bottom w:w="40" w:type="dxa"/>
@@ -15199,6 +16209,32 @@
             <w:r>
               <w:rPr>
                 <w:rFonts w:ascii="宋体" w:hAnsi="宋体" w:eastAsia="宋体"/>
+                <w:b/>
+                <w:color w:val="1E7B34"/>
+                <w:sz w:val="19"/>
+              </w:rPr>
+              <w:t>【智控】</w:t>
+            </w:r>
+          </w:p>
+        </w:tc>
+        <w:tc>
+          <w:tcPr>
+            <w:tcW w:type="dxa" w:w="1176"/>
+            <w:tcMar>
+              <w:top w:w="40" w:type="dxa"/>
+              <w:bottom w:w="40" w:type="dxa"/>
+              <w:left w:w="80" w:type="dxa"/>
+              <w:right w:w="80" w:type="dxa"/>
+            </w:tcMar>
+            <w:shd w:val="clear" w:color="auto" w:fill="F2F5F9"/>
+          </w:tcPr>
+          <w:p>
+            <w:pPr>
+              <w:jc w:val="left"/>
+            </w:pPr>
+            <w:r>
+              <w:rPr>
+                <w:rFonts w:ascii="宋体" w:hAnsi="宋体" w:eastAsia="宋体"/>
                 <w:sz w:val="19"/>
               </w:rPr>
               <w:t>H-833</w:t>
@@ -15207,7 +16243,7 @@
         </w:tc>
         <w:tc>
           <w:tcPr>
-            <w:tcW w:type="dxa" w:w="1345"/>
+            <w:tcW w:type="dxa" w:w="1176"/>
             <w:tcMar>
               <w:top w:w="40" w:type="dxa"/>
               <w:bottom w:w="40" w:type="dxa"/>
@@ -15231,7 +16267,7 @@
         </w:tc>
         <w:tc>
           <w:tcPr>
-            <w:tcW w:type="dxa" w:w="1345"/>
+            <w:tcW w:type="dxa" w:w="1176"/>
             <w:tcMar>
               <w:top w:w="40" w:type="dxa"/>
               <w:bottom w:w="40" w:type="dxa"/>
@@ -15255,7 +16291,7 @@
         </w:tc>
         <w:tc>
           <w:tcPr>
-            <w:tcW w:type="dxa" w:w="1345"/>
+            <w:tcW w:type="dxa" w:w="1176"/>
             <w:tcMar>
               <w:top w:w="40" w:type="dxa"/>
               <w:bottom w:w="40" w:type="dxa"/>
@@ -15279,7 +16315,7 @@
         </w:tc>
         <w:tc>
           <w:tcPr>
-            <w:tcW w:type="dxa" w:w="1345"/>
+            <w:tcW w:type="dxa" w:w="1176"/>
             <w:tcMar>
               <w:top w:w="40" w:type="dxa"/>
               <w:bottom w:w="40" w:type="dxa"/>
@@ -15303,7 +16339,7 @@
         </w:tc>
         <w:tc>
           <w:tcPr>
-            <w:tcW w:type="dxa" w:w="1345"/>
+            <w:tcW w:type="dxa" w:w="1176"/>
             <w:tcMar>
               <w:top w:w="40" w:type="dxa"/>
               <w:bottom w:w="40" w:type="dxa"/>
@@ -15329,7 +16365,7 @@
       <w:tr>
         <w:tc>
           <w:tcPr>
-            <w:tcW w:type="dxa" w:w="1345"/>
+            <w:tcW w:type="dxa" w:w="1176"/>
             <w:tcMar>
               <w:top w:w="40" w:type="dxa"/>
               <w:bottom w:w="40" w:type="dxa"/>
@@ -15352,7 +16388,32 @@
         </w:tc>
         <w:tc>
           <w:tcPr>
-            <w:tcW w:type="dxa" w:w="1345"/>
+            <w:tcW w:type="dxa" w:w="1176"/>
+            <w:tcMar>
+              <w:top w:w="40" w:type="dxa"/>
+              <w:bottom w:w="40" w:type="dxa"/>
+              <w:left w:w="80" w:type="dxa"/>
+              <w:right w:w="80" w:type="dxa"/>
+            </w:tcMar>
+          </w:tcPr>
+          <w:p>
+            <w:pPr>
+              <w:jc w:val="left"/>
+            </w:pPr>
+            <w:r>
+              <w:rPr>
+                <w:rFonts w:ascii="宋体" w:hAnsi="宋体" w:eastAsia="宋体"/>
+                <w:b/>
+                <w:color w:val="1E7B34"/>
+                <w:sz w:val="19"/>
+              </w:rPr>
+              <w:t>【智控】</w:t>
+            </w:r>
+          </w:p>
+        </w:tc>
+        <w:tc>
+          <w:tcPr>
+            <w:tcW w:type="dxa" w:w="1176"/>
             <w:tcMar>
               <w:top w:w="40" w:type="dxa"/>
               <w:bottom w:w="40" w:type="dxa"/>
@@ -15375,7 +16436,7 @@
         </w:tc>
         <w:tc>
           <w:tcPr>
-            <w:tcW w:type="dxa" w:w="1345"/>
+            <w:tcW w:type="dxa" w:w="1176"/>
             <w:tcMar>
               <w:top w:w="40" w:type="dxa"/>
               <w:bottom w:w="40" w:type="dxa"/>
@@ -15398,7 +16459,7 @@
         </w:tc>
         <w:tc>
           <w:tcPr>
-            <w:tcW w:type="dxa" w:w="1345"/>
+            <w:tcW w:type="dxa" w:w="1176"/>
             <w:tcMar>
               <w:top w:w="40" w:type="dxa"/>
               <w:bottom w:w="40" w:type="dxa"/>
@@ -15421,7 +16482,7 @@
         </w:tc>
         <w:tc>
           <w:tcPr>
-            <w:tcW w:type="dxa" w:w="1345"/>
+            <w:tcW w:type="dxa" w:w="1176"/>
             <w:tcMar>
               <w:top w:w="40" w:type="dxa"/>
               <w:bottom w:w="40" w:type="dxa"/>
@@ -15444,7 +16505,7 @@
         </w:tc>
         <w:tc>
           <w:tcPr>
-            <w:tcW w:type="dxa" w:w="1345"/>
+            <w:tcW w:type="dxa" w:w="1176"/>
             <w:tcMar>
               <w:top w:w="40" w:type="dxa"/>
               <w:bottom w:w="40" w:type="dxa"/>
@@ -15467,7 +16528,7 @@
         </w:tc>
         <w:tc>
           <w:tcPr>
-            <w:tcW w:type="dxa" w:w="1345"/>
+            <w:tcW w:type="dxa" w:w="1176"/>
             <w:tcMar>
               <w:top w:w="40" w:type="dxa"/>
               <w:bottom w:w="40" w:type="dxa"/>
@@ -15492,7 +16553,7 @@
       <w:tr>
         <w:tc>
           <w:tcPr>
-            <w:tcW w:type="dxa" w:w="1345"/>
+            <w:tcW w:type="dxa" w:w="1176"/>
             <w:tcMar>
               <w:top w:w="40" w:type="dxa"/>
               <w:bottom w:w="40" w:type="dxa"/>
@@ -15516,7 +16577,7 @@
         </w:tc>
         <w:tc>
           <w:tcPr>
-            <w:tcW w:type="dxa" w:w="1345"/>
+            <w:tcW w:type="dxa" w:w="1176"/>
             <w:tcMar>
               <w:top w:w="40" w:type="dxa"/>
               <w:bottom w:w="40" w:type="dxa"/>
@@ -15532,6 +16593,32 @@
             <w:r>
               <w:rPr>
                 <w:rFonts w:ascii="宋体" w:hAnsi="宋体" w:eastAsia="宋体"/>
+                <w:b/>
+                <w:color w:val="1E7B34"/>
+                <w:sz w:val="19"/>
+              </w:rPr>
+              <w:t>【智控】</w:t>
+            </w:r>
+          </w:p>
+        </w:tc>
+        <w:tc>
+          <w:tcPr>
+            <w:tcW w:type="dxa" w:w="1176"/>
+            <w:tcMar>
+              <w:top w:w="40" w:type="dxa"/>
+              <w:bottom w:w="40" w:type="dxa"/>
+              <w:left w:w="80" w:type="dxa"/>
+              <w:right w:w="80" w:type="dxa"/>
+            </w:tcMar>
+            <w:shd w:val="clear" w:color="auto" w:fill="F2F5F9"/>
+          </w:tcPr>
+          <w:p>
+            <w:pPr>
+              <w:jc w:val="left"/>
+            </w:pPr>
+            <w:r>
+              <w:rPr>
+                <w:rFonts w:ascii="宋体" w:hAnsi="宋体" w:eastAsia="宋体"/>
                 <w:sz w:val="19"/>
               </w:rPr>
               <w:t>M22</w:t>
@@ -15540,7 +16627,7 @@
         </w:tc>
         <w:tc>
           <w:tcPr>
-            <w:tcW w:type="dxa" w:w="1345"/>
+            <w:tcW w:type="dxa" w:w="1176"/>
             <w:tcMar>
               <w:top w:w="40" w:type="dxa"/>
               <w:bottom w:w="40" w:type="dxa"/>
@@ -15564,7 +16651,7 @@
         </w:tc>
         <w:tc>
           <w:tcPr>
-            <w:tcW w:type="dxa" w:w="1345"/>
+            <w:tcW w:type="dxa" w:w="1176"/>
             <w:tcMar>
               <w:top w:w="40" w:type="dxa"/>
               <w:bottom w:w="40" w:type="dxa"/>
@@ -15588,7 +16675,7 @@
         </w:tc>
         <w:tc>
           <w:tcPr>
-            <w:tcW w:type="dxa" w:w="1345"/>
+            <w:tcW w:type="dxa" w:w="1176"/>
             <w:tcMar>
               <w:top w:w="40" w:type="dxa"/>
               <w:bottom w:w="40" w:type="dxa"/>
@@ -15612,7 +16699,7 @@
         </w:tc>
         <w:tc>
           <w:tcPr>
-            <w:tcW w:type="dxa" w:w="1345"/>
+            <w:tcW w:type="dxa" w:w="1176"/>
             <w:tcMar>
               <w:top w:w="40" w:type="dxa"/>
               <w:bottom w:w="40" w:type="dxa"/>
@@ -15636,7 +16723,7 @@
         </w:tc>
         <w:tc>
           <w:tcPr>
-            <w:tcW w:type="dxa" w:w="1345"/>
+            <w:tcW w:type="dxa" w:w="1176"/>
             <w:tcMar>
               <w:top w:w="40" w:type="dxa"/>
               <w:bottom w:w="40" w:type="dxa"/>
@@ -17021,7 +18108,26 @@
           <w:color w:val="595959"/>
           <w:sz w:val="20"/>
         </w:rPr>
-        <w:t>对应招式10"开放项闭环"——摊开比藏着更显专业可控。V2 在 V1 基础上新增 1 条待定项(#12)。</w:t>
+        <w:t>对应招式10"开放项闭环"——摊开比藏着更显专业可控。V2 在 V1 基础上新增 1 条</w:t>
+      </w:r>
+      <w:r>
+        <w:rPr>
+          <w:rFonts w:ascii="宋体" w:hAnsi="宋体" w:eastAsia="宋体"/>
+          <w:b/>
+          <w:i/>
+          <w:color w:val="C5500B"/>
+          <w:sz w:val="20"/>
+        </w:rPr>
+        <w:t>待定</w:t>
+      </w:r>
+      <w:r>
+        <w:rPr>
+          <w:rFonts w:ascii="宋体" w:hAnsi="宋体" w:eastAsia="宋体"/>
+          <w:i/>
+          <w:color w:val="595959"/>
+          <w:sz w:val="20"/>
+        </w:rPr>
+        <w:t>项(#12)。</w:t>
       </w:r>
     </w:p>
     <w:p>
@@ -17206,6 +18312,7 @@
               <w:left w:w="80" w:type="dxa"/>
               <w:right w:w="80" w:type="dxa"/>
             </w:tcMar>
+            <w:shd w:val="clear" w:color="auto" w:fill="FDE9D9"/>
           </w:tcPr>
           <w:p>
             <w:pPr>
@@ -17229,6 +18336,7 @@
               <w:left w:w="80" w:type="dxa"/>
               <w:right w:w="80" w:type="dxa"/>
             </w:tcMar>
+            <w:shd w:val="clear" w:color="auto" w:fill="FDE9D9"/>
           </w:tcPr>
           <w:p>
             <w:pPr>
@@ -17268,17 +18376,27 @@
               <w:left w:w="80" w:type="dxa"/>
               <w:right w:w="80" w:type="dxa"/>
             </w:tcMar>
-          </w:tcPr>
-          <w:p>
-            <w:pPr>
-              <w:jc w:val="left"/>
-            </w:pPr>
-            <w:r>
-              <w:rPr>
-                <w:rFonts w:ascii="宋体" w:hAnsi="宋体" w:eastAsia="宋体"/>
-                <w:sz w:val="19"/>
-              </w:rPr>
-              <w:t>材料内部矛盾</w:t>
+            <w:shd w:val="clear" w:color="auto" w:fill="FDE9D9"/>
+          </w:tcPr>
+          <w:p>
+            <w:pPr>
+              <w:jc w:val="left"/>
+            </w:pPr>
+            <w:r>
+              <w:rPr>
+                <w:rFonts w:ascii="宋体" w:hAnsi="宋体" w:eastAsia="宋体"/>
+                <w:sz w:val="19"/>
+              </w:rPr>
+              <w:t>材料内部</w:t>
+            </w:r>
+            <w:r>
+              <w:rPr>
+                <w:rFonts w:ascii="宋体" w:hAnsi="宋体" w:eastAsia="宋体"/>
+                <w:b/>
+                <w:color w:val="C5500B"/>
+                <w:sz w:val="19"/>
+              </w:rPr>
+              <w:t>矛盾</w:t>
             </w:r>
           </w:p>
         </w:tc>
@@ -17291,17 +18409,34 @@
               <w:left w:w="80" w:type="dxa"/>
               <w:right w:w="80" w:type="dxa"/>
             </w:tcMar>
-          </w:tcPr>
-          <w:p>
-            <w:pPr>
-              <w:jc w:val="left"/>
-            </w:pPr>
-            <w:r>
-              <w:rPr>
-                <w:rFonts w:ascii="宋体" w:hAnsi="宋体" w:eastAsia="宋体"/>
-                <w:sz w:val="19"/>
-              </w:rPr>
-              <w:t>与设计方澄清:副台是否仅含急停/消音等精简按键,还是命名重叠</w:t>
+            <w:shd w:val="clear" w:color="auto" w:fill="FDE9D9"/>
+          </w:tcPr>
+          <w:p>
+            <w:pPr>
+              <w:jc w:val="left"/>
+            </w:pPr>
+            <w:r>
+              <w:rPr>
+                <w:rFonts w:ascii="宋体" w:hAnsi="宋体" w:eastAsia="宋体"/>
+                <w:sz w:val="19"/>
+              </w:rPr>
+              <w:t>与设计方</w:t>
+            </w:r>
+            <w:r>
+              <w:rPr>
+                <w:rFonts w:ascii="宋体" w:hAnsi="宋体" w:eastAsia="宋体"/>
+                <w:b/>
+                <w:color w:val="C5500B"/>
+                <w:sz w:val="19"/>
+              </w:rPr>
+              <w:t>澄清</w:t>
+            </w:r>
+            <w:r>
+              <w:rPr>
+                <w:rFonts w:ascii="宋体" w:hAnsi="宋体" w:eastAsia="宋体"/>
+                <w:sz w:val="19"/>
+              </w:rPr>
+              <w:t>:副台是否仅含急停/消音等精简按键,还是命名重叠</w:t>
             </w:r>
           </w:p>
         </w:tc>
@@ -17314,6 +18449,7 @@
               <w:left w:w="80" w:type="dxa"/>
               <w:right w:w="80" w:type="dxa"/>
             </w:tcMar>
+            <w:shd w:val="clear" w:color="auto" w:fill="FDE9D9"/>
           </w:tcPr>
           <w:p>
             <w:pPr>
@@ -17339,7 +18475,7 @@
               <w:left w:w="80" w:type="dxa"/>
               <w:right w:w="80" w:type="dxa"/>
             </w:tcMar>
-            <w:shd w:val="clear" w:color="auto" w:fill="F2F5F9"/>
+            <w:shd w:val="clear" w:color="auto" w:fill="FDE9D9"/>
           </w:tcPr>
           <w:p>
             <w:pPr>
@@ -17363,7 +18499,7 @@
               <w:left w:w="80" w:type="dxa"/>
               <w:right w:w="80" w:type="dxa"/>
             </w:tcMar>
-            <w:shd w:val="clear" w:color="auto" w:fill="F2F5F9"/>
+            <w:shd w:val="clear" w:color="auto" w:fill="FDE9D9"/>
           </w:tcPr>
           <w:p>
             <w:pPr>
@@ -17390,7 +18526,23 @@
                 <w:rFonts w:ascii="宋体" w:hAnsi="宋体" w:eastAsia="宋体"/>
                 <w:sz w:val="19"/>
               </w:rPr>
-              <w:t>材料未注明(吊舱方案仅写了进入条件)</w:t>
+              <w:t>材料</w:t>
+            </w:r>
+            <w:r>
+              <w:rPr>
+                <w:rFonts w:ascii="宋体" w:hAnsi="宋体" w:eastAsia="宋体"/>
+                <w:b/>
+                <w:color w:val="C5500B"/>
+                <w:sz w:val="19"/>
+              </w:rPr>
+              <w:t>未注明</w:t>
+            </w:r>
+            <w:r>
+              <w:rPr>
+                <w:rFonts w:ascii="宋体" w:hAnsi="宋体" w:eastAsia="宋体"/>
+                <w:sz w:val="19"/>
+              </w:rPr>
+              <w:t>(吊舱方案仅写了进入条件)</w:t>
             </w:r>
           </w:p>
         </w:tc>
@@ -17403,18 +18555,27 @@
               <w:left w:w="80" w:type="dxa"/>
               <w:right w:w="80" w:type="dxa"/>
             </w:tcMar>
-            <w:shd w:val="clear" w:color="auto" w:fill="F2F5F9"/>
-          </w:tcPr>
-          <w:p>
-            <w:pPr>
-              <w:jc w:val="left"/>
-            </w:pPr>
-            <w:r>
-              <w:rPr>
-                <w:rFonts w:ascii="宋体" w:hAnsi="宋体" w:eastAsia="宋体"/>
-                <w:sz w:val="19"/>
-              </w:rPr>
-              <w:t>待客户/设计确认</w:t>
+            <w:shd w:val="clear" w:color="auto" w:fill="FDE9D9"/>
+          </w:tcPr>
+          <w:p>
+            <w:pPr>
+              <w:jc w:val="left"/>
+            </w:pPr>
+            <w:r>
+              <w:rPr>
+                <w:rFonts w:ascii="宋体" w:hAnsi="宋体" w:eastAsia="宋体"/>
+                <w:b/>
+                <w:color w:val="C5500B"/>
+                <w:sz w:val="19"/>
+              </w:rPr>
+              <w:t>待客户</w:t>
+            </w:r>
+            <w:r>
+              <w:rPr>
+                <w:rFonts w:ascii="宋体" w:hAnsi="宋体" w:eastAsia="宋体"/>
+                <w:sz w:val="19"/>
+              </w:rPr>
+              <w:t>/设计确认</w:t>
             </w:r>
           </w:p>
         </w:tc>
@@ -17427,7 +18588,7 @@
               <w:left w:w="80" w:type="dxa"/>
               <w:right w:w="80" w:type="dxa"/>
             </w:tcMar>
-            <w:shd w:val="clear" w:color="auto" w:fill="F2F5F9"/>
+            <w:shd w:val="clear" w:color="auto" w:fill="FDE9D9"/>
           </w:tcPr>
           <w:p>
             <w:pPr>
@@ -17451,7 +18612,7 @@
               <w:left w:w="80" w:type="dxa"/>
               <w:right w:w="80" w:type="dxa"/>
             </w:tcMar>
-            <w:shd w:val="clear" w:color="auto" w:fill="F2F5F9"/>
+            <w:shd w:val="clear" w:color="auto" w:fill="FDE9D9"/>
           </w:tcPr>
           <w:p>
             <w:pPr>
@@ -17477,6 +18638,7 @@
               <w:left w:w="80" w:type="dxa"/>
               <w:right w:w="80" w:type="dxa"/>
             </w:tcMar>
+            <w:shd w:val="clear" w:color="auto" w:fill="FDE9D9"/>
           </w:tcPr>
           <w:p>
             <w:pPr>
@@ -17500,6 +18662,7 @@
               <w:left w:w="80" w:type="dxa"/>
               <w:right w:w="80" w:type="dxa"/>
             </w:tcMar>
+            <w:shd w:val="clear" w:color="auto" w:fill="FDE9D9"/>
           </w:tcPr>
           <w:p>
             <w:pPr>
@@ -17523,14 +18686,17 @@
               <w:left w:w="80" w:type="dxa"/>
               <w:right w:w="80" w:type="dxa"/>
             </w:tcMar>
-          </w:tcPr>
-          <w:p>
-            <w:pPr>
-              <w:jc w:val="left"/>
-            </w:pPr>
-            <w:r>
-              <w:rPr>
-                <w:rFonts w:ascii="宋体" w:hAnsi="宋体" w:eastAsia="宋体"/>
+            <w:shd w:val="clear" w:color="auto" w:fill="FDE9D9"/>
+          </w:tcPr>
+          <w:p>
+            <w:pPr>
+              <w:jc w:val="left"/>
+            </w:pPr>
+            <w:r>
+              <w:rPr>
+                <w:rFonts w:ascii="宋体" w:hAnsi="宋体" w:eastAsia="宋体"/>
+                <w:b/>
+                <w:color w:val="C5500B"/>
                 <w:sz w:val="19"/>
               </w:rPr>
               <w:t>待确认</w:t>
@@ -17546,6 +18712,7 @@
               <w:left w:w="80" w:type="dxa"/>
               <w:right w:w="80" w:type="dxa"/>
             </w:tcMar>
+            <w:shd w:val="clear" w:color="auto" w:fill="FDE9D9"/>
           </w:tcPr>
           <w:p>
             <w:pPr>
@@ -17569,6 +18736,7 @@
               <w:left w:w="80" w:type="dxa"/>
               <w:right w:w="80" w:type="dxa"/>
             </w:tcMar>
+            <w:shd w:val="clear" w:color="auto" w:fill="FDE9D9"/>
           </w:tcPr>
           <w:p>
             <w:pPr>
@@ -17594,7 +18762,7 @@
               <w:left w:w="80" w:type="dxa"/>
               <w:right w:w="80" w:type="dxa"/>
             </w:tcMar>
-            <w:shd w:val="clear" w:color="auto" w:fill="F2F5F9"/>
+            <w:shd w:val="clear" w:color="auto" w:fill="FDE9D9"/>
           </w:tcPr>
           <w:p>
             <w:pPr>
@@ -17618,7 +18786,7 @@
               <w:left w:w="80" w:type="dxa"/>
               <w:right w:w="80" w:type="dxa"/>
             </w:tcMar>
-            <w:shd w:val="clear" w:color="auto" w:fill="F2F5F9"/>
+            <w:shd w:val="clear" w:color="auto" w:fill="FDE9D9"/>
           </w:tcPr>
           <w:p>
             <w:pPr>
@@ -17658,18 +18826,29 @@
               <w:left w:w="80" w:type="dxa"/>
               <w:right w:w="80" w:type="dxa"/>
             </w:tcMar>
-            <w:shd w:val="clear" w:color="auto" w:fill="F2F5F9"/>
-          </w:tcPr>
-          <w:p>
-            <w:pPr>
-              <w:jc w:val="left"/>
-            </w:pPr>
-            <w:r>
-              <w:rPr>
-                <w:rFonts w:ascii="宋体" w:hAnsi="宋体" w:eastAsia="宋体"/>
-                <w:sz w:val="19"/>
-              </w:rPr>
-              <w:t>待设计澄清</w:t>
+            <w:shd w:val="clear" w:color="auto" w:fill="FDE9D9"/>
+          </w:tcPr>
+          <w:p>
+            <w:pPr>
+              <w:jc w:val="left"/>
+            </w:pPr>
+            <w:r>
+              <w:rPr>
+                <w:rFonts w:ascii="宋体" w:hAnsi="宋体" w:eastAsia="宋体"/>
+                <w:b/>
+                <w:color w:val="C5500B"/>
+                <w:sz w:val="19"/>
+              </w:rPr>
+              <w:t>待设计</w:t>
+            </w:r>
+            <w:r>
+              <w:rPr>
+                <w:rFonts w:ascii="宋体" w:hAnsi="宋体" w:eastAsia="宋体"/>
+                <w:b/>
+                <w:color w:val="C5500B"/>
+                <w:sz w:val="19"/>
+              </w:rPr>
+              <w:t>澄清</w:t>
             </w:r>
           </w:p>
         </w:tc>
@@ -17682,7 +18861,7 @@
               <w:left w:w="80" w:type="dxa"/>
               <w:right w:w="80" w:type="dxa"/>
             </w:tcMar>
-            <w:shd w:val="clear" w:color="auto" w:fill="F2F5F9"/>
+            <w:shd w:val="clear" w:color="auto" w:fill="FDE9D9"/>
           </w:tcPr>
           <w:p>
             <w:pPr>
@@ -17706,7 +18885,7 @@
               <w:left w:w="80" w:type="dxa"/>
               <w:right w:w="80" w:type="dxa"/>
             </w:tcMar>
-            <w:shd w:val="clear" w:color="auto" w:fill="F2F5F9"/>
+            <w:shd w:val="clear" w:color="auto" w:fill="FDE9D9"/>
           </w:tcPr>
           <w:p>
             <w:pPr>
@@ -17732,6 +18911,7 @@
               <w:left w:w="80" w:type="dxa"/>
               <w:right w:w="80" w:type="dxa"/>
             </w:tcMar>
+            <w:shd w:val="clear" w:color="auto" w:fill="FDE9D9"/>
           </w:tcPr>
           <w:p>
             <w:pPr>
@@ -17755,6 +18935,7 @@
               <w:left w:w="80" w:type="dxa"/>
               <w:right w:w="80" w:type="dxa"/>
             </w:tcMar>
+            <w:shd w:val="clear" w:color="auto" w:fill="FDE9D9"/>
           </w:tcPr>
           <w:p>
             <w:pPr>
@@ -17787,17 +18968,34 @@
               <w:left w:w="80" w:type="dxa"/>
               <w:right w:w="80" w:type="dxa"/>
             </w:tcMar>
-          </w:tcPr>
-          <w:p>
-            <w:pPr>
-              <w:jc w:val="left"/>
-            </w:pPr>
-            <w:r>
-              <w:rPr>
-                <w:rFonts w:ascii="宋体" w:hAnsi="宋体" w:eastAsia="宋体"/>
-                <w:sz w:val="19"/>
-              </w:rPr>
-              <w:t>框图P4明确写"待确认"</w:t>
+            <w:shd w:val="clear" w:color="auto" w:fill="FDE9D9"/>
+          </w:tcPr>
+          <w:p>
+            <w:pPr>
+              <w:jc w:val="left"/>
+            </w:pPr>
+            <w:r>
+              <w:rPr>
+                <w:rFonts w:ascii="宋体" w:hAnsi="宋体" w:eastAsia="宋体"/>
+                <w:sz w:val="19"/>
+              </w:rPr>
+              <w:t>框图P4明确写"</w:t>
+            </w:r>
+            <w:r>
+              <w:rPr>
+                <w:rFonts w:ascii="宋体" w:hAnsi="宋体" w:eastAsia="宋体"/>
+                <w:b/>
+                <w:color w:val="C5500B"/>
+                <w:sz w:val="19"/>
+              </w:rPr>
+              <w:t>待确认</w:t>
+            </w:r>
+            <w:r>
+              <w:rPr>
+                <w:rFonts w:ascii="宋体" w:hAnsi="宋体" w:eastAsia="宋体"/>
+                <w:sz w:val="19"/>
+              </w:rPr>
+              <w:t>"</w:t>
             </w:r>
           </w:p>
         </w:tc>
@@ -17810,6 +19008,7 @@
               <w:left w:w="80" w:type="dxa"/>
               <w:right w:w="80" w:type="dxa"/>
             </w:tcMar>
+            <w:shd w:val="clear" w:color="auto" w:fill="FDE9D9"/>
           </w:tcPr>
           <w:p>
             <w:pPr>
@@ -17833,6 +19032,7 @@
               <w:left w:w="80" w:type="dxa"/>
               <w:right w:w="80" w:type="dxa"/>
             </w:tcMar>
+            <w:shd w:val="clear" w:color="auto" w:fill="FDE9D9"/>
           </w:tcPr>
           <w:p>
             <w:pPr>
@@ -17858,7 +19058,7 @@
               <w:left w:w="80" w:type="dxa"/>
               <w:right w:w="80" w:type="dxa"/>
             </w:tcMar>
-            <w:shd w:val="clear" w:color="auto" w:fill="F2F5F9"/>
+            <w:shd w:val="clear" w:color="auto" w:fill="FDE9D9"/>
           </w:tcPr>
           <w:p>
             <w:pPr>
@@ -17882,7 +19082,7 @@
               <w:left w:w="80" w:type="dxa"/>
               <w:right w:w="80" w:type="dxa"/>
             </w:tcMar>
-            <w:shd w:val="clear" w:color="auto" w:fill="F2F5F9"/>
+            <w:shd w:val="clear" w:color="auto" w:fill="FDE9D9"/>
           </w:tcPr>
           <w:p>
             <w:pPr>
@@ -17906,15 +19106,17 @@
               <w:left w:w="80" w:type="dxa"/>
               <w:right w:w="80" w:type="dxa"/>
             </w:tcMar>
-            <w:shd w:val="clear" w:color="auto" w:fill="F2F5F9"/>
-          </w:tcPr>
-          <w:p>
-            <w:pPr>
-              <w:jc w:val="left"/>
-            </w:pPr>
-            <w:r>
-              <w:rPr>
-                <w:rFonts w:ascii="宋体" w:hAnsi="宋体" w:eastAsia="宋体"/>
+            <w:shd w:val="clear" w:color="auto" w:fill="FDE9D9"/>
+          </w:tcPr>
+          <w:p>
+            <w:pPr>
+              <w:jc w:val="left"/>
+            </w:pPr>
+            <w:r>
+              <w:rPr>
+                <w:rFonts w:ascii="宋体" w:hAnsi="宋体" w:eastAsia="宋体"/>
+                <w:b/>
+                <w:color w:val="C5500B"/>
                 <w:sz w:val="19"/>
               </w:rPr>
               <w:t>待确认</w:t>
@@ -17930,7 +19132,7 @@
               <w:left w:w="80" w:type="dxa"/>
               <w:right w:w="80" w:type="dxa"/>
             </w:tcMar>
-            <w:shd w:val="clear" w:color="auto" w:fill="F2F5F9"/>
+            <w:shd w:val="clear" w:color="auto" w:fill="FDE9D9"/>
           </w:tcPr>
           <w:p>
             <w:pPr>
@@ -17954,7 +19156,7 @@
               <w:left w:w="80" w:type="dxa"/>
               <w:right w:w="80" w:type="dxa"/>
             </w:tcMar>
-            <w:shd w:val="clear" w:color="auto" w:fill="F2F5F9"/>
+            <w:shd w:val="clear" w:color="auto" w:fill="FDE9D9"/>
           </w:tcPr>
           <w:p>
             <w:pPr>
@@ -17980,6 +19182,7 @@
               <w:left w:w="80" w:type="dxa"/>
               <w:right w:w="80" w:type="dxa"/>
             </w:tcMar>
+            <w:shd w:val="clear" w:color="auto" w:fill="FDE9D9"/>
           </w:tcPr>
           <w:p>
             <w:pPr>
@@ -18003,6 +19206,7 @@
               <w:left w:w="80" w:type="dxa"/>
               <w:right w:w="80" w:type="dxa"/>
             </w:tcMar>
+            <w:shd w:val="clear" w:color="auto" w:fill="FDE9D9"/>
           </w:tcPr>
           <w:p>
             <w:pPr>
@@ -18026,6 +19230,7 @@
               <w:left w:w="80" w:type="dxa"/>
               <w:right w:w="80" w:type="dxa"/>
             </w:tcMar>
+            <w:shd w:val="clear" w:color="auto" w:fill="FDE9D9"/>
           </w:tcPr>
           <w:p>
             <w:pPr>
@@ -18049,17 +19254,34 @@
               <w:left w:w="80" w:type="dxa"/>
               <w:right w:w="80" w:type="dxa"/>
             </w:tcMar>
-          </w:tcPr>
-          <w:p>
-            <w:pPr>
-              <w:jc w:val="left"/>
-            </w:pPr>
-            <w:r>
-              <w:rPr>
-                <w:rFonts w:ascii="宋体" w:hAnsi="宋体" w:eastAsia="宋体"/>
-                <w:sz w:val="19"/>
-              </w:rPr>
-              <w:t>现场踏勘后确定安装支架方案</w:t>
+            <w:shd w:val="clear" w:color="auto" w:fill="FDE9D9"/>
+          </w:tcPr>
+          <w:p>
+            <w:pPr>
+              <w:jc w:val="left"/>
+            </w:pPr>
+            <w:r>
+              <w:rPr>
+                <w:rFonts w:ascii="宋体" w:hAnsi="宋体" w:eastAsia="宋体"/>
+                <w:sz w:val="19"/>
+              </w:rPr>
+              <w:t>现场</w:t>
+            </w:r>
+            <w:r>
+              <w:rPr>
+                <w:rFonts w:ascii="宋体" w:hAnsi="宋体" w:eastAsia="宋体"/>
+                <w:b/>
+                <w:color w:val="C5500B"/>
+                <w:sz w:val="19"/>
+              </w:rPr>
+              <w:t>踏勘</w:t>
+            </w:r>
+            <w:r>
+              <w:rPr>
+                <w:rFonts w:ascii="宋体" w:hAnsi="宋体" w:eastAsia="宋体"/>
+                <w:sz w:val="19"/>
+              </w:rPr>
+              <w:t>后确定安装支架方案</w:t>
             </w:r>
           </w:p>
         </w:tc>
@@ -18072,6 +19294,7 @@
               <w:left w:w="80" w:type="dxa"/>
               <w:right w:w="80" w:type="dxa"/>
             </w:tcMar>
+            <w:shd w:val="clear" w:color="auto" w:fill="FDE9D9"/>
           </w:tcPr>
           <w:p>
             <w:pPr>
@@ -18097,7 +19320,7 @@
               <w:left w:w="80" w:type="dxa"/>
               <w:right w:w="80" w:type="dxa"/>
             </w:tcMar>
-            <w:shd w:val="clear" w:color="auto" w:fill="F2F5F9"/>
+            <w:shd w:val="clear" w:color="auto" w:fill="FDE9D9"/>
           </w:tcPr>
           <w:p>
             <w:pPr>
@@ -18121,7 +19344,7 @@
               <w:left w:w="80" w:type="dxa"/>
               <w:right w:w="80" w:type="dxa"/>
             </w:tcMar>
-            <w:shd w:val="clear" w:color="auto" w:fill="F2F5F9"/>
+            <w:shd w:val="clear" w:color="auto" w:fill="FDE9D9"/>
           </w:tcPr>
           <w:p>
             <w:pPr>
@@ -18154,18 +19377,27 @@
               <w:left w:w="80" w:type="dxa"/>
               <w:right w:w="80" w:type="dxa"/>
             </w:tcMar>
-            <w:shd w:val="clear" w:color="auto" w:fill="F2F5F9"/>
-          </w:tcPr>
-          <w:p>
-            <w:pPr>
-              <w:jc w:val="left"/>
-            </w:pPr>
-            <w:r>
-              <w:rPr>
-                <w:rFonts w:ascii="宋体" w:hAnsi="宋体" w:eastAsia="宋体"/>
-                <w:sz w:val="19"/>
-              </w:rPr>
-              <w:t>智控参数待标定</w:t>
+            <w:shd w:val="clear" w:color="auto" w:fill="FDE9D9"/>
+          </w:tcPr>
+          <w:p>
+            <w:pPr>
+              <w:jc w:val="left"/>
+            </w:pPr>
+            <w:r>
+              <w:rPr>
+                <w:rFonts w:ascii="宋体" w:hAnsi="宋体" w:eastAsia="宋体"/>
+                <w:sz w:val="19"/>
+              </w:rPr>
+              <w:t>智控参数</w:t>
+            </w:r>
+            <w:r>
+              <w:rPr>
+                <w:rFonts w:ascii="宋体" w:hAnsi="宋体" w:eastAsia="宋体"/>
+                <w:b/>
+                <w:color w:val="C5500B"/>
+                <w:sz w:val="19"/>
+              </w:rPr>
+              <w:t>待标定</w:t>
             </w:r>
           </w:p>
         </w:tc>
@@ -18178,7 +19410,7 @@
               <w:left w:w="80" w:type="dxa"/>
               <w:right w:w="80" w:type="dxa"/>
             </w:tcMar>
-            <w:shd w:val="clear" w:color="auto" w:fill="F2F5F9"/>
+            <w:shd w:val="clear" w:color="auto" w:fill="FDE9D9"/>
           </w:tcPr>
           <w:p>
             <w:pPr>
@@ -18202,7 +19434,7 @@
               <w:left w:w="80" w:type="dxa"/>
               <w:right w:w="80" w:type="dxa"/>
             </w:tcMar>
-            <w:shd w:val="clear" w:color="auto" w:fill="F2F5F9"/>
+            <w:shd w:val="clear" w:color="auto" w:fill="FDE9D9"/>
           </w:tcPr>
           <w:p>
             <w:pPr>
@@ -18467,6 +19699,7 @@
               <w:left w:w="80" w:type="dxa"/>
               <w:right w:w="80" w:type="dxa"/>
             </w:tcMar>
+            <w:shd w:val="clear" w:color="auto" w:fill="FDE9D9"/>
           </w:tcPr>
           <w:p>
             <w:pPr>
@@ -18490,6 +19723,7 @@
               <w:left w:w="80" w:type="dxa"/>
               <w:right w:w="80" w:type="dxa"/>
             </w:tcMar>
+            <w:shd w:val="clear" w:color="auto" w:fill="FDE9D9"/>
           </w:tcPr>
           <w:p>
             <w:pPr>
@@ -18516,7 +19750,16 @@
                 <w:rFonts w:ascii="宋体" w:hAnsi="宋体" w:eastAsia="宋体"/>
                 <w:sz w:val="19"/>
               </w:rPr>
-              <w:t>(外观检查、电气性能检查),且标记"△"含义未注明</w:t>
+              <w:t>(外观检查、电气性能检查),且标记"△"含义</w:t>
+            </w:r>
+            <w:r>
+              <w:rPr>
+                <w:rFonts w:ascii="宋体" w:hAnsi="宋体" w:eastAsia="宋体"/>
+                <w:b/>
+                <w:color w:val="C5500B"/>
+                <w:sz w:val="19"/>
+              </w:rPr>
+              <w:t>未注明</w:t>
             </w:r>
           </w:p>
         </w:tc>
@@ -18529,6 +19772,7 @@
               <w:left w:w="80" w:type="dxa"/>
               <w:right w:w="80" w:type="dxa"/>
             </w:tcMar>
+            <w:shd w:val="clear" w:color="auto" w:fill="FDE9D9"/>
           </w:tcPr>
           <w:p>
             <w:pPr>
@@ -18552,6 +19796,7 @@
               <w:left w:w="80" w:type="dxa"/>
               <w:right w:w="80" w:type="dxa"/>
             </w:tcMar>
+            <w:shd w:val="clear" w:color="auto" w:fill="FDE9D9"/>
           </w:tcPr>
           <w:p>
             <w:pPr>
@@ -18575,6 +19820,7 @@
               <w:left w:w="80" w:type="dxa"/>
               <w:right w:w="80" w:type="dxa"/>
             </w:tcMar>
+            <w:shd w:val="clear" w:color="auto" w:fill="FDE9D9"/>
           </w:tcPr>
           <w:p>
             <w:pPr>
@@ -19213,6 +20459,7 @@
               <w:left w:w="80" w:type="dxa"/>
               <w:right w:w="80" w:type="dxa"/>
             </w:tcMar>
+            <w:shd w:val="clear" w:color="auto" w:fill="FDE9D9"/>
           </w:tcPr>
           <w:p>
             <w:pPr>
@@ -19236,17 +20483,34 @@
               <w:left w:w="80" w:type="dxa"/>
               <w:right w:w="80" w:type="dxa"/>
             </w:tcMar>
-          </w:tcPr>
-          <w:p>
-            <w:pPr>
-              <w:jc w:val="left"/>
-            </w:pPr>
-            <w:r>
-              <w:rPr>
-                <w:rFonts w:ascii="宋体" w:hAnsi="宋体" w:eastAsia="宋体"/>
-                <w:sz w:val="19"/>
-              </w:rPr>
-              <w:t>采集单元上行总线未明确,现场布线阶段临时变更CAN/以太网走线</w:t>
+            <w:shd w:val="clear" w:color="auto" w:fill="FDE9D9"/>
+          </w:tcPr>
+          <w:p>
+            <w:pPr>
+              <w:jc w:val="left"/>
+            </w:pPr>
+            <w:r>
+              <w:rPr>
+                <w:rFonts w:ascii="宋体" w:hAnsi="宋体" w:eastAsia="宋体"/>
+                <w:sz w:val="19"/>
+              </w:rPr>
+              <w:t>采集单元上行总线</w:t>
+            </w:r>
+            <w:r>
+              <w:rPr>
+                <w:rFonts w:ascii="宋体" w:hAnsi="宋体" w:eastAsia="宋体"/>
+                <w:b/>
+                <w:color w:val="C5500B"/>
+                <w:sz w:val="19"/>
+              </w:rPr>
+              <w:t>未明确</w:t>
+            </w:r>
+            <w:r>
+              <w:rPr>
+                <w:rFonts w:ascii="宋体" w:hAnsi="宋体" w:eastAsia="宋体"/>
+                <w:sz w:val="19"/>
+              </w:rPr>
+              <w:t>,现场布线阶段临时变更CAN/以太网走线</w:t>
             </w:r>
           </w:p>
         </w:tc>
@@ -19259,6 +20523,7 @@
               <w:left w:w="80" w:type="dxa"/>
               <w:right w:w="80" w:type="dxa"/>
             </w:tcMar>
+            <w:shd w:val="clear" w:color="auto" w:fill="FDE9D9"/>
           </w:tcPr>
           <w:p>
             <w:pPr>
@@ -19282,6 +20547,7 @@
               <w:left w:w="80" w:type="dxa"/>
               <w:right w:w="80" w:type="dxa"/>
             </w:tcMar>
+            <w:shd w:val="clear" w:color="auto" w:fill="FDE9D9"/>
           </w:tcPr>
           <w:p>
             <w:pPr>
@@ -19305,6 +20571,7 @@
               <w:left w:w="80" w:type="dxa"/>
               <w:right w:w="80" w:type="dxa"/>
             </w:tcMar>
+            <w:shd w:val="clear" w:color="auto" w:fill="FDE9D9"/>
           </w:tcPr>
           <w:p>
             <w:pPr>
@@ -19328,6 +20595,7 @@
               <w:left w:w="80" w:type="dxa"/>
               <w:right w:w="80" w:type="dxa"/>
             </w:tcMar>
+            <w:shd w:val="clear" w:color="auto" w:fill="FDE9D9"/>
           </w:tcPr>
           <w:p>
             <w:pPr>
@@ -23029,7 +24297,7 @@
       <w:r>
         <w:drawing>
           <wp:inline xmlns:a="http://schemas.openxmlformats.org/drawingml/2006/main" xmlns:pic="http://schemas.openxmlformats.org/drawingml/2006/picture">
-            <wp:extent cx="5940000" cy="491008"/>
+            <wp:extent cx="5940000" cy="16046333"/>
             <wp:docPr id="5" name="Picture 5"/>
             <wp:cNvGraphicFramePr>
               <a:graphicFrameLocks noChangeAspect="1"/>
@@ -23050,7 +24318,7 @@
                   <pic:spPr>
                     <a:xfrm>
                       <a:off x="0" y="0"/>
-                      <a:ext cx="5940000" cy="491008"/>
+                      <a:ext cx="5940000" cy="16046333"/>
                     </a:xfrm>
                     <a:prstGeom prst="rect"/>
                   </pic:spPr>
@@ -24161,7 +25429,23 @@
           <w:rFonts w:ascii="宋体" w:hAnsi="宋体" w:eastAsia="宋体"/>
           <w:sz w:val="21"/>
         </w:rPr>
-        <w:t>建议在详设阶段替换为正式接线图后的"as-built"版本,做端口级校对,尤其是惯导、总用泵、副驾控台面板三处标注为"待确认"的连接关系。</w:t>
+        <w:t>建议在详设阶段替换为正式接线图后的"as-built"版本,做端口级校对,尤其是惯导、总用泵、副驾控台面板三处标注为"</w:t>
+      </w:r>
+      <w:r>
+        <w:rPr>
+          <w:rFonts w:ascii="宋体" w:hAnsi="宋体" w:eastAsia="宋体"/>
+          <w:b/>
+          <w:color w:val="C5500B"/>
+          <w:sz w:val="21"/>
+        </w:rPr>
+        <w:t>待确认</w:t>
+      </w:r>
+      <w:r>
+        <w:rPr>
+          <w:rFonts w:ascii="宋体" w:hAnsi="宋体" w:eastAsia="宋体"/>
+          <w:sz w:val="21"/>
+        </w:rPr>
+        <w:t>"的连接关系。</w:t>
       </w:r>
     </w:p>
     <w:p>
@@ -24248,12 +25532,26 @@
           <w:rFonts w:ascii="宋体" w:hAnsi="宋体" w:eastAsia="宋体"/>
           <w:sz w:val="21"/>
         </w:rPr>
-        <w:t>见同目录《项目任务清单.md》——本方案全部待定项、失效场景、FAT/HAT/SAT 验收项与可选建议项已展开为 61 条带责任方/前置依赖/关键路径标注的任务(8 阶段 + 贯穿性 PM 任务),按周例会逐条核销即可驱动交付。</w:t>
+        <w:t>见同目录《项目任务清单.md》——本方案全部</w:t>
+      </w:r>
+      <w:r>
+        <w:rPr>
+          <w:rFonts w:ascii="宋体" w:hAnsi="宋体" w:eastAsia="宋体"/>
+          <w:b/>
+          <w:color w:val="C5500B"/>
+          <w:sz w:val="21"/>
+        </w:rPr>
+        <w:t>待定</w:t>
+      </w:r>
+      <w:r>
+        <w:rPr>
+          <w:rFonts w:ascii="宋体" w:hAnsi="宋体" w:eastAsia="宋体"/>
+          <w:sz w:val="21"/>
+        </w:rPr>
+        <w:t>项、失效场景、FAT/HAT/SAT 验收项与可选建议项已展开为 61 条带责任方/前置依赖/关键路径标注的任务(8 阶段 + 贯穿性 PM 任务),按周例会逐条核销即可驱动交付。</w:t>
       </w:r>
     </w:p>
     <w:sectPr>
-      <w:footerReference w:type="default" r:id="rId9"/>
-      <w:headerReference w:type="default" r:id="rId10"/>
       <w:pgSz w:w="11906" w:h="16838"/>
       <w:pgMar w:top="1247" w:right="1247" w:bottom="1134" w:left="1247" w:header="720" w:footer="720" w:gutter="0"/>
       <w:cols w:space="720"/>
